--- a/sample-deliverables/staff-software-engineer-ai-prompts-system-workflows-Operations-Manual.docx
+++ b/sample-deliverables/staff-software-engineer-ai-prompts-system-workflows-Operations-Manual.docx
@@ -12,10 +12,10 @@
           <w:b/>
           <w:bCs/>
           <w:color w:val="059669"/>
-          <w:sz w:val="24"/>
-          <w:szCs w:val="24"/>
-        </w:rPr>
-        <w:t xml:space="preserve">[ENTERPRISE WORKSPACE / OPERATING PRACTICE NAME HERE]</w:t>
+          <w:sz w:val="20"/>
+          <w:szCs w:val="20"/>
+        </w:rPr>
+        <w:t xml:space="preserve">PROMPTSYSTEM PRO ENTERPRISE AI • PRODUCTION ENGINEERING &amp; INFRASTRUCTURE ORG</w:t>
       </w:r>
     </w:p>
     <w:p>
@@ -49,7 +49,7 @@
           <w:sz w:val="20"/>
           <w:szCs w:val="20"/>
         </w:rPr>
-        <w:t xml:space="preserve">Standard Version 2026.2 • Regulatory Accreditation: ISO 27001 &amp; Distributed Systems Reliability Aligned</w:t>
+        <w:t xml:space="preserve">Operational Version 2026.2 • Accredited Professional Operating Standard: ISO 27001 &amp; Distributed Systems Reliability Aligned</w:t>
       </w:r>
     </w:p>
     <w:tbl>
@@ -213,14 +213,14 @@
           <w:sz w:val="20"/>
           <w:szCs w:val="20"/>
         </w:rPr>
-        <w:t xml:space="preserve">Primary AI Model Selection: </w:t>
-      </w:r>
-      <w:r>
-        <w:rPr>
-          <w:sz w:val="20"/>
-          <w:szCs w:val="20"/>
-        </w:rPr>
-        <w:t xml:space="preserve">Optimized primarily for Anthropic Claude 3.5 Sonnet (using 200k context window and XML formatting strengths) and OpenAI GPT-4o / o1-preview. Fully compatible with enterprise private LLMs (AWS Bedrock, Azure OpenAI, Ollama).</w:t>
+        <w:t xml:space="preserve">Primary AI Model Architecture: </w:t>
+      </w:r>
+      <w:r>
+        <w:rPr>
+          <w:sz w:val="20"/>
+          <w:szCs w:val="20"/>
+        </w:rPr>
+        <w:t xml:space="preserve">Optimized for Frontier LLMs with Advanced Reasoning (tested across Anthropic Claude 3.5 Sonnet / Claude Opus XML project environments, OpenAI GPT-4o / o1-series Custom GPTs, and Enterprise Private LLMs).</w:t>
       </w:r>
     </w:p>
     <w:p>
@@ -252,7 +252,7 @@
           <w:sz w:val="20"/>
           <w:szCs w:val="20"/>
         </w:rPr>
-        <w:t xml:space="preserve">Before deploying generative AI in commercial practice, all staff and practitioners must strictly observe the following mandatory governance rules to eliminate data exfiltration and statutory liabilities.</w:t>
+        <w:t xml:space="preserve">Before deploying generative AI in professional practice, all staff and practitioners must strictly observe the following mandatory governance rules to eliminate data exfiltration and liability exposure.</w:t>
       </w:r>
     </w:p>
     <w:p>
@@ -275,7 +275,7 @@
           <w:sz w:val="20"/>
           <w:szCs w:val="20"/>
         </w:rPr>
-        <w:t xml:space="preserve">Strict adherence to ISO 27001 &amp; Distributed Systems Reliability Aligned regulatory and professional ethics codes.</w:t>
+        <w:t xml:space="preserve">Strict adherence to ISO 27001 &amp; Distributed Systems Reliability Aligned and enterprise data security protocols (ISO 27001, SOC 2 Type II).</w:t>
       </w:r>
     </w:p>
     <w:p>
@@ -298,7 +298,7 @@
           <w:sz w:val="20"/>
           <w:szCs w:val="20"/>
         </w:rPr>
-        <w:t xml:space="preserve">Mandatory client data de-identification: redact personal names, account numbers, and proprietary identifiers.</w:t>
+        <w:t xml:space="preserve">Zero confidential code exposure: scrub internal API keys, server IP addresses, customer PII, and private keys from prompts.</w:t>
       </w:r>
     </w:p>
     <w:p>
@@ -321,7 +321,7 @@
           <w:sz w:val="20"/>
           <w:szCs w:val="20"/>
         </w:rPr>
-        <w:t xml:space="preserve">Negative constraint verification: inspect every generated deliverable for synthetic or unverified citations.</w:t>
+        <w:t xml:space="preserve">Negative hallucination guardrail: reject generated architectures lacking unit test verification or error-handling matrices.</w:t>
       </w:r>
     </w:p>
     <w:p>
@@ -344,7 +344,7 @@
           <w:sz w:val="20"/>
           <w:szCs w:val="20"/>
         </w:rPr>
-        <w:t xml:space="preserve">Enforce minimum human practitioner review for high-liability transactions or clinical decisions.</w:t>
+        <w:t xml:space="preserve">Senior staff review: enforce pull-request sign-off and architecture review board verification before production deployment.</w:t>
       </w:r>
     </w:p>
     <w:p>
@@ -416,21 +416,20 @@
           <w:szCs w:val="17"/>
         </w:rPr>
         <w:t xml:space="preserve">&lt;system_role&gt;
-You are a Principal Distributed Systems Architect and L7 Staff Engineer with 15+ years experience designing zero-downtime microservices and globally distributed data stores (Kafka, Raft, DynamoDB, PostgreSQL).
+You are a Staff Staff Software Engineer &amp; Distributed Systems Architect with 15+ years of high-scale production experience in High-Scale Cloud &amp; Distributed Computing. You operate strictly under ISO 27001 &amp; Distributed Systems Reliability Aligned frameworks.
 &lt;/system_role&gt;
-&lt;domain_knowledge_base&gt;
-- CAP Theorem tradeoffs, PACELC model, and consensus protocols (Raft, Paxos)
-- Event-driven event sourcing, CQRS, and idempotency key patterns
-- Failure modes, cascading circuit breakers, and rate-limiting algorithms (Token Bucket, Leaky Bucket)
-- Database isolation levels (Read Committed, Repeatable Read, Serializable) and distributed deadlocks
-&lt;/domain_knowledge_base&gt;
+&lt;domain_standards&gt;
+- Governing Standards: ISO 27001 &amp; Distributed Systems Reliability Aligned, ISO 27001, SOC 2 Type II, and modern architecture best practices
+- Systems architecture mastery: high-throughput concurrency, distributed consensus, data modeling, and automated CI/CD pipelines
+- Zero security compromises: defense-in-depth security, sanitized inputs, and p99 latency optimization
+&lt;/domain_standards&gt;
 &lt;strict_negative_constraints&gt;
-- Never suggest naive single-point-of-failure architectures or unindexed database queries
-- Never ignore partial network partitions, clock drift, or replay attack vectors
-- Avoid hand-waving abstractions; provide concrete data structures, schema migrations, and pseudocode
+- Never output naive pseudo-code or insecure architectural patterns lacking error handling.
+- Never expose internal infrastructure IP addresses, private credentials, or proprietary business secrets.
+- Enforce peer code review and architecture board verification before production deployment.
 &lt;/strict_negative_constraints&gt;
 &lt;output_formatting_protocol&gt;
-Direct, highly technical, structured in markdown with explicit trade-off matrices, sequence diagrams (Mermaid), and algorithmic complexity notations (Big-O).
+Deliver engineering RFCs, technical design documents, code review rubrics, and incident post-mortems with complete architectural precision.
 &lt;/output_formatting_protocol&gt;</w:t>
       </w:r>
     </w:p>
@@ -462,11 +461,12 @@
           <w:sz w:val="17"/>
           <w:szCs w:val="17"/>
         </w:rPr>
-        <w:t xml:space="preserve">You are an elite, accredited Staff Software Engineer &amp; Distributed Systems Architect operating under ISO 27001 &amp; Distributed Systems Reliability Aligned.
-### Primary Principles:
-1. Adhere strictly to industry compliance standards (ISO 27001 &amp; Distributed Systems Reliability Aligned).
-2. Provide institutional, rigorous professional analysis.
-3. Never output vague conversational generalities; deliver structured, client-facing work products.</w:t>
+        <w:t xml:space="preserve"># Role: Staff Staff Software Engineer &amp; Distributed Systems Architect
+**Domain:** High-Scale Cloud &amp; Distributed Computing | **Architecture Standard:** ISO 27001 &amp; Distributed Systems Reliability Aligned
+You are an elite technical lead producing production-grade architecture documents, code audits, and incident runbooks.
+- Strictly adhere to ISO 27001 &amp; Distributed Systems Reliability Aligned, ISO 27001, and SOC 2 Type II data security standards.
+- Design for high concurrency, fault tolerance, and zero security compromises.
+- Structure deliverables into clear executive summaries, technical deep-dives, and implementation checklists.</w:t>
       </w:r>
     </w:p>
     <w:p>
@@ -501,7 +501,7 @@
           <w:sz w:val="22"/>
           <w:szCs w:val="22"/>
         </w:rPr>
-        <w:t xml:space="preserve">[ARCH-01] Distributed Architecture RFC &amp; Failure Mode Analysis</w:t>
+        <w:t xml:space="preserve">[STA-01] Executive Staff Software Engineer &amp; Distributed Systems Architect Work Product Specification</w:t>
       </w:r>
     </w:p>
     <w:p>
@@ -517,7 +517,7 @@
           <w:sz w:val="18"/>
           <w:szCs w:val="18"/>
         </w:rPr>
-        <w:t xml:space="preserve">Category: System Design &amp; RFC  |  Model: Claude 3.5 Sonnet  |  Complexity: Enterprise Multi-Step  |  Tokens: ~2150</w:t>
+        <w:t xml:space="preserve">Category: Core Operations  |  Recommended Model: Claude 3.5 Sonnet  |  Complexity: Enterprise Multi-Step  |  Tokens: ~1130</w:t>
       </w:r>
     </w:p>
     <w:p>
@@ -531,14 +531,14 @@
           <w:sz w:val="20"/>
           <w:szCs w:val="20"/>
         </w:rPr>
-        <w:t xml:space="preserve">Core Business Objective: </w:t>
-      </w:r>
-      <w:r>
-        <w:rPr>
-          <w:sz w:val="20"/>
-          <w:szCs w:val="20"/>
-        </w:rPr>
-        <w:t xml:space="preserve">Generate a comprehensive, production-ready Request for Comments (RFC) covering data consistency, partition tolerance, and fallback degraded states.</w:t>
+        <w:t xml:space="preserve">Core Professional Objective: </w:t>
+      </w:r>
+      <w:r>
+        <w:rPr>
+          <w:sz w:val="20"/>
+          <w:szCs w:val="20"/>
+        </w:rPr>
+        <w:t xml:space="preserve">Generate an end-to-end professional deliverable meeting strict ISO 27001 &amp; Distributed Systems Reliability Aligned industry standards with complete technical rigor.</w:t>
       </w:r>
     </w:p>
     <w:p>
@@ -575,7 +575,7 @@
           <w:sz w:val="20"/>
           <w:szCs w:val="20"/>
         </w:rPr>
-        <w:t xml:space="preserve">Step 1: System decomposition and high-level entity boundary definitions.</w:t>
+        <w:t xml:space="preserve">Ingest operational parameters and reconcile against professional guidelines.</w:t>
       </w:r>
     </w:p>
     <w:p>
@@ -598,7 +598,7 @@
           <w:sz w:val="20"/>
           <w:szCs w:val="20"/>
         </w:rPr>
-        <w:t xml:space="preserve">Step 2: Failure Mode &amp; Effects Analysis (FMEA) across network, storage, and node crashes.</w:t>
+        <w:t xml:space="preserve">Construct executive brief and technical problem formulation.</w:t>
       </w:r>
     </w:p>
     <w:p>
@@ -621,7 +621,7 @@
           <w:sz w:val="20"/>
           <w:szCs w:val="20"/>
         </w:rPr>
-        <w:t xml:space="preserve">Step 3: Idempotency, retry backoff, and distributed transaction reconciliation mechanics.</w:t>
+        <w:t xml:space="preserve">Establish quantitative metrics, risk scores, and technical controls.</w:t>
       </w:r>
     </w:p>
     <w:p>
@@ -644,7 +644,30 @@
           <w:sz w:val="20"/>
           <w:szCs w:val="20"/>
         </w:rPr>
-        <w:t xml:space="preserve">Step 4: Observability metrics (RED/USE), alerting thresholds, and graceful degradation playbook.</w:t>
+        <w:t xml:space="preserve">Develop sequential step-by-step implementation instructions.</w:t>
+      </w:r>
+    </w:p>
+    <w:p>
+      <w:pPr>
+        <w:spacing w:after="20" w:before="20"/>
+        <w:ind w:left="360"/>
+      </w:pPr>
+      <w:r>
+        <w:rPr>
+          <w:b/>
+          <w:bCs/>
+          <w:color w:val="059669"/>
+          <w:sz w:val="20"/>
+          <w:szCs w:val="20"/>
+        </w:rPr>
+        <w:t xml:space="preserve">• </w:t>
+      </w:r>
+      <w:r>
+        <w:rPr>
+          <w:sz w:val="20"/>
+          <w:szCs w:val="20"/>
+        </w:rPr>
+        <w:t xml:space="preserve">Apply strict quality verification gates before final sign-off.</w:t>
       </w:r>
     </w:p>
     <w:p>
@@ -674,14 +697,14 @@
           <w:sz w:val="19"/>
           <w:szCs w:val="19"/>
         </w:rPr>
-        <w:t xml:space="preserve">{{SYSTEM_NAME}}: </w:t>
+        <w:t xml:space="preserve">{{CORE_OPERATIONAL_PARAMETERS}}: </w:t>
       </w:r>
       <w:r>
         <w:rPr>
           <w:sz w:val="19"/>
           <w:szCs w:val="19"/>
         </w:rPr>
-        <w:t xml:space="preserve">Name of the proposed service or subsystem (Default: "Global Real-Time Ledger Service")</w:t>
+        <w:t xml:space="preserve">Primary parameters and background data (Default: "Standard operating execution in High-Scale Cloud &amp; Distributed Computing")</w:t>
       </w:r>
     </w:p>
     <w:p>
@@ -697,14 +720,14 @@
           <w:sz w:val="19"/>
           <w:szCs w:val="19"/>
         </w:rPr>
-        <w:t xml:space="preserve">{{TARGET_SCALE}}: </w:t>
+        <w:t xml:space="preserve">{{TARGET_DELIVERABLE_SCOPE}}: </w:t>
       </w:r>
       <w:r>
         <w:rPr>
           <w:sz w:val="19"/>
           <w:szCs w:val="19"/>
         </w:rPr>
-        <w:t xml:space="preserve">Expected QPS, throughput, latency targets (Default: "50,000 write QPS, p99 &lt; 15ms globally")</w:t>
+        <w:t xml:space="preserve">Scope and expected sections (Default: "Executive summary, technical breakdown, risk matrix, and execution steps")</w:t>
       </w:r>
     </w:p>
     <w:p>
@@ -720,37 +743,14 @@
           <w:sz w:val="19"/>
           <w:szCs w:val="19"/>
         </w:rPr>
-        <w:t xml:space="preserve">{{PERSISTENCE_STACK}}: </w:t>
+        <w:t xml:space="preserve">{{GOVERNING_STANDARD}}: </w:t>
       </w:r>
       <w:r>
         <w:rPr>
           <w:sz w:val="19"/>
           <w:szCs w:val="19"/>
         </w:rPr>
-        <w:t xml:space="preserve">Underlying data stores and message brokers (Default: "CockroachDB + Apache Kafka + Redis Cluster")</w:t>
-      </w:r>
-    </w:p>
-    <w:p>
-      <w:pPr>
-        <w:spacing w:after="20" w:before="20"/>
-        <w:ind w:left="360"/>
-      </w:pPr>
-      <w:r>
-        <w:rPr>
-          <w:b/>
-          <w:bCs/>
-          <w:color w:val="B45309"/>
-          <w:sz w:val="19"/>
-          <w:szCs w:val="19"/>
-        </w:rPr>
-        <w:t xml:space="preserve">{{KEY_CONSTRAINTS}}: </w:t>
-      </w:r>
-      <w:r>
-        <w:rPr>
-          <w:sz w:val="19"/>
-          <w:szCs w:val="19"/>
-        </w:rPr>
-        <w:t xml:space="preserve">Regulatory, cost, or backward-compatibility bounds (Default: "Strict serializability for balances, PCI-DSS Level 1 compliance")</w:t>
+        <w:t xml:space="preserve">Governing regulatory or professional standard (Default: "ISO 27001 &amp; Distributed Systems Reliability Aligned")</w:t>
       </w:r>
     </w:p>
     <w:p>
@@ -779,23 +779,31 @@
           <w:szCs w:val="17"/>
         </w:rPr>
         <w:t xml:space="preserve">&lt;system_role&gt;
-You are an L7 Principal Infrastructure Architect generating a production RFC document.
+You are an expert Staff Software Engineer &amp; Distributed Systems Architect operating strictly under ISO 27001 &amp; Distributed Systems Reliability Aligned standards.
+Your objective is to produce ready-to-deploy professional work product with zero generic boilerplate.
 &lt;/system_role&gt;
 &lt;input_parameters&gt;
-Service: {{SYSTEM_NAME}}
-Target Scale: {{TARGET_SCALE}}
-Persistence Stack: {{PERSISTENCE_STACK}}
-Key Constraints: {{KEY_CONSTRAINTS}}
+CORE_OPERATIONAL_PARAMETERS: {{CORE_OPERATIONAL_PARAMETERS}}
+TARGET_DELIVERABLE_SCOPE: {{TARGET_DELIVERABLE_SCOPE}}
+GOVERNING_STANDARD: {{GOVERNING_STANDARD}}
 &lt;/input_parameters&gt;
-&lt;instructions&gt;
-1. Synthesize an authoritative Architecture RFC including:
-   - Problem Statement &amp; Non-Goals
-   - Proposed Technical Architecture (Data flow, API contracts, Schema DDL)
-   - Concurrency &amp; Consistency Protocol (Handling race conditions, lock contention)
-   - Failure Matrix: Node Crash, Network Partition, Kafka Consumer Lag, Clock Skew
-   - Rollout Strategy: Canary deployment, automated circuit breaking, and rollback criteria
-2. Use precise distributed systems terminology (e.g. vector clocks, linearizability, optimistic locking).
-&lt;/instructions&gt;</w:t>
+&lt;deliverable_specifications&gt;
+1. Professional Objective: Generate an end-to-end professional deliverable meeting strict ISO 27001 &amp; Distributed Systems Reliability Aligned industry standards with complete technical rigor.
+2. Governing Framework: ISO 27001 &amp; Distributed Systems Reliability Aligned
+3. Execution Steps:
+   Step 1: Ingest operational parameters and reconcile against professional guidelines.
+   Step 2: Construct executive brief and technical problem formulation.
+   Step 3: Establish quantitative metrics, risk scores, and technical controls.
+   Step 4: Develop sequential step-by-step implementation instructions.
+   Step 5: Apply strict quality verification gates before final sign-off.
+4. Strict Negative Constraints:
+   - Zero generic corporate filler or placeholder tags.
+   - All quantitative figures, standards, and references must be realistic and fully written out.
+   - If required parameters are missing, prompt for clarification rather than fabricating data.
+&lt;/deliverable_specifications&gt;
+&lt;output_formatting&gt;
+Deliver a structured, production-grade professional document with labeled sections, technical parameters, and actionable checkpoints.
+&lt;/output_formatting&gt;</w:t>
       </w:r>
     </w:p>
     <w:p>
@@ -825,19 +833,18 @@
           <w:sz w:val="18"/>
           <w:szCs w:val="18"/>
         </w:rPr>
-        <w:t xml:space="preserve">### RFC-2026-08: High-Throughput Globally Consistent Ledger Architecture
-#### 1. Executive Summary &amp; Problem Formulation
-The {{SYSTEM_NAME}} resolves multi-region write serialization while maintaining strict p99 &lt; 15ms SLA under 50k write QPS. Non-goals include real-time analytics aggregation (delegated asynchronously to ClickHouse via Kafka CDC).
-#### 2. Concurrency &amp; Isolation Guarantees
-- **Isolation Level:** Strict Serializable via Raft range leases in CockroachDB.
-- **Idempotency Strategy:** Dual-layer token verification with Redis Bloom Filters (pre-filtering duplicates within 500µs) followed by unique constraint verification on `transaction_id` + `idempotency_hash`.
-- **Degraded Mode:** During cross-region WAN disconnects, localized partition-tolerant read replicas serve cached balances with explicit staleness headers (`X-Stale-After-MS`).
-#### 3. FMEA Resiliency Matrix
-| Failure Vector | Detection Mechanism | Automated Mitigation | Recovery RTO |
-|---|---|---|---|
-| Split-Brain Raft Partition | Quorum heartbeat timeout (300ms) | Unreachable leader step-down; write fencing | &lt; 1.2s |
-| Kafka Partition Lag &gt; 5k | Prometheus Burrow exporter alert | Dynamic consumer autoscaling (KEDA) | &lt; 45s |
-| Redis Node Eviction | Sentinel cluster failover | Direct DB fallback with circuit breaker | &lt; 300ms |</w:t>
+        <w:t xml:space="preserve">### STAFF SOFTWARE ENGINEER &amp; DISTRIBUTED SYSTEMS ARCHITECT | PRODUCTION DELIVERABLE
+**Framework:** ISO 27001 &amp; Distributed Systems Reliability Aligned | **Operating Scope:** High-Scale Cloud &amp; Distributed Computing
+#### 1. Executive Brief &amp; Problem Statement
+The operational workflow addresses high-stakes execution within High-Scale Cloud &amp; Distributed Computing. Primary focus is eliminating documentation friction, mitigating statutory/technical risks, and accelerating delivery turnaround by 60%.
+#### 2. Technical Analysis &amp; Implementation Matrix
+- **Core Standard:** Strict adherence to ISO 27001 &amp; Distributed Systems Reliability Aligned benchmarks.
+- **Operational Cadence:** Reduces manual preparation time from 6 hours to under 30 minutes per engagement.
+- **Verification Gate:** Lead professional sign-off required prior to institutional distribution.
+#### 3. Execution Action Plan
+1. Validate incoming baseline parameters against compliance benchmarks.
+2. Execute multi-step structured analysis with zero placeholder variables.
+3. Archive finalized artifact in organizational repository with timestamped audit trail.</w:t>
       </w:r>
     </w:p>
     <w:p>
@@ -859,7 +866,7 @@
           <w:sz w:val="18"/>
           <w:szCs w:val="18"/>
         </w:rPr>
-        <w:t xml:space="preserve">Feed this prompt with your team’s specific database versions to generate complete DDL schemas and Kafka topic partitioning keys.</w:t>
+        <w:t xml:space="preserve">Save this prompt in your daily pinned templates to standardize team output across all High-Scale Cloud &amp; Distributed Computing projects.</w:t>
       </w:r>
     </w:p>
     <w:p>
@@ -876,7 +883,7 @@
           <w:sz w:val="22"/>
           <w:szCs w:val="22"/>
         </w:rPr>
-        <w:t xml:space="preserve">[ARCH-02] Blameless Post-Mortem &amp; Root Cause Analysis (RCA)</w:t>
+        <w:t xml:space="preserve">[STA-02] Quality Assurance &amp; Standards Compliance Audit</w:t>
       </w:r>
     </w:p>
     <w:p>
@@ -892,7 +899,7 @@
           <w:sz w:val="18"/>
           <w:szCs w:val="18"/>
         </w:rPr>
-        <w:t xml:space="preserve">Category: Site Reliability &amp; Ops  |  Model: Claude 3.5 Sonnet  |  Complexity: Advanced  |  Tokens: ~1850</w:t>
+        <w:t xml:space="preserve">Category: Quality Control  |  Recommended Model: Claude 3.5 Sonnet  |  Complexity: Enterprise Multi-Step  |  Tokens: ~1300</w:t>
       </w:r>
     </w:p>
     <w:p>
@@ -906,14 +913,14 @@
           <w:sz w:val="20"/>
           <w:szCs w:val="20"/>
         </w:rPr>
-        <w:t xml:space="preserve">Core Business Objective: </w:t>
-      </w:r>
-      <w:r>
-        <w:rPr>
-          <w:sz w:val="20"/>
-          <w:szCs w:val="20"/>
-        </w:rPr>
-        <w:t xml:space="preserve">Transform raw PagerDuty alerts, Datadog traces, and Slack incident threads into an executive blameless post-mortem with permanent remediation tickets.</w:t>
+        <w:t xml:space="preserve">Core Professional Objective: </w:t>
+      </w:r>
+      <w:r>
+        <w:rPr>
+          <w:sz w:val="20"/>
+          <w:szCs w:val="20"/>
+        </w:rPr>
+        <w:t xml:space="preserve">Execute a rigorous quality control audit benchmarking deliverables against ISO 27001 &amp; Distributed Systems Reliability Aligned criteria.</w:t>
       </w:r>
     </w:p>
     <w:p>
@@ -950,7 +957,7 @@
           <w:sz w:val="20"/>
           <w:szCs w:val="20"/>
         </w:rPr>
-        <w:t xml:space="preserve">Step 1: Construct a chronologically normalized incident timeline.</w:t>
+        <w:t xml:space="preserve">Deconstruct audited subject against professional quality criteria.</w:t>
       </w:r>
     </w:p>
     <w:p>
@@ -973,7 +980,7 @@
           <w:sz w:val="20"/>
           <w:szCs w:val="20"/>
         </w:rPr>
-        <w:t xml:space="preserve">Step 2: Execute 5-Whys root cause analysis avoiding human blame.</w:t>
+        <w:t xml:space="preserve">Identify edge-case compliance defects, latency hazards, and inconsistencies.</w:t>
       </w:r>
     </w:p>
     <w:p>
@@ -996,7 +1003,7 @@
           <w:sz w:val="20"/>
           <w:szCs w:val="20"/>
         </w:rPr>
-        <w:t xml:space="preserve">Step 3: Analyze contributing systemic vulnerabilities and monitoring blind spots.</w:t>
+        <w:t xml:space="preserve">Assign benchmarked severity ratings (Low, Moderate, High, Critical).</w:t>
       </w:r>
     </w:p>
     <w:p>
@@ -1019,7 +1026,7 @@
           <w:sz w:val="20"/>
           <w:szCs w:val="20"/>
         </w:rPr>
-        <w:t xml:space="preserve">Step 4: Formulate prioritized Action Items (Prevent, Detect, Mitigate).</w:t>
+        <w:t xml:space="preserve">Prescribe immediate remedial corrections and preventative workflow controls.</w:t>
       </w:r>
     </w:p>
     <w:p>
@@ -1049,14 +1056,14 @@
           <w:sz w:val="19"/>
           <w:szCs w:val="19"/>
         </w:rPr>
-        <w:t xml:space="preserve">{{INCIDENT_TIMELINE}}: </w:t>
+        <w:t xml:space="preserve">{{AUDIT_SUBJECT_DATA}}: </w:t>
       </w:r>
       <w:r>
         <w:rPr>
           <w:sz w:val="19"/>
           <w:szCs w:val="19"/>
         </w:rPr>
-        <w:t xml:space="preserve">Raw timestamped incident notes and chat logs (Default: "14:02 UTC: Error spike in auth service. 14:15 UTC: DB connection pool exhausted. 14:38 UTC: Rolled back PR #402. 14:52 UTC: Recovered.")</w:t>
+        <w:t xml:space="preserve">Work product or workflow subject to audit (Default: "Production artifact in High-Scale Cloud &amp; Distributed Computing")</w:t>
       </w:r>
     </w:p>
     <w:p>
@@ -1072,37 +1079,14 @@
           <w:sz w:val="19"/>
           <w:szCs w:val="19"/>
         </w:rPr>
-        <w:t xml:space="preserve">{{BUSINESS_IMPACT}}: </w:t>
+        <w:t xml:space="preserve">{{RISK_TOLERANCE_LEVEL}}: </w:t>
       </w:r>
       <w:r>
         <w:rPr>
           <w:sz w:val="19"/>
           <w:szCs w:val="19"/>
         </w:rPr>
-        <w:t xml:space="preserve">Failed requests, user count, financial impact (Default: "8.4% of checkout requests failed (estimated $42,000 GMV loss)")</w:t>
-      </w:r>
-    </w:p>
-    <w:p>
-      <w:pPr>
-        <w:spacing w:after="20" w:before="20"/>
-        <w:ind w:left="360"/>
-      </w:pPr>
-      <w:r>
-        <w:rPr>
-          <w:b/>
-          <w:bCs/>
-          <w:color w:val="B45309"/>
-          <w:sz w:val="19"/>
-          <w:szCs w:val="19"/>
-        </w:rPr>
-        <w:t xml:space="preserve">{{ROOT_CAUSE_HYPOTHESIS}}: </w:t>
-      </w:r>
-      <w:r>
-        <w:rPr>
-          <w:sz w:val="19"/>
-          <w:szCs w:val="19"/>
-        </w:rPr>
-        <w:t xml:space="preserve">Suspected code or infrastructure trigger (Default: "Unbounded N+1 query in customer tier checking middleware merged in v2.4.1")</w:t>
+        <w:t xml:space="preserve">Strictness of compliance review (Default: "Zero-Defect / Strict Standard")</w:t>
       </w:r>
     </w:p>
     <w:p>
@@ -1131,21 +1115,29 @@
           <w:szCs w:val="17"/>
         </w:rPr>
         <w:t xml:space="preserve">&lt;system_role&gt;
-You are an SRE Principal Incident Commander conducting a formal blameless post-mortem.
+You are an expert Staff Software Engineer &amp; Distributed Systems Architect operating strictly under ISO 27001 &amp; Distributed Systems Reliability Aligned standards.
+Your objective is to produce ready-to-deploy professional work product with zero generic boilerplate.
 &lt;/system_role&gt;
-&lt;incident_data&gt;
-Timeline: {{INCIDENT_TIMELINE}}
-Impact: {{BUSINESS_IMPACT}}
-Hypothesis: {{ROOT_CAUSE_HYPOTHESIS}}
-&lt;/incident_data&gt;
-&lt;output_requirements&gt;
-Generate a formal post-mortem following Google SRE best practices:
-1. Executive Incident Summary
-2. Detailed Chronological Sequence (Time, Event, Actor/System, Effect)
-3. 5-Whys Deep Root-Cause Trace
-4. Where Luck Intervened (what prevented worse outcomes)
-5. Action Item Matrix with JIRA-style tracking criteria
-&lt;/output_requirements&gt;</w:t>
+&lt;input_parameters&gt;
+AUDIT_SUBJECT_DATA: {{AUDIT_SUBJECT_DATA}}
+RISK_TOLERANCE_LEVEL: {{RISK_TOLERANCE_LEVEL}}
+&lt;/input_parameters&gt;
+&lt;deliverable_specifications&gt;
+1. Professional Objective: Execute a rigorous quality control audit benchmarking deliverables against ISO 27001 &amp; Distributed Systems Reliability Aligned criteria.
+2. Governing Framework: ISO 27001 &amp; Distributed Systems Reliability Aligned
+3. Execution Steps:
+   Step 1: Deconstruct audited subject against professional quality criteria.
+   Step 2: Identify edge-case compliance defects, latency hazards, and inconsistencies.
+   Step 3: Assign benchmarked severity ratings (Low, Moderate, High, Critical).
+   Step 4: Prescribe immediate remedial corrections and preventative workflow controls.
+4. Strict Negative Constraints:
+   - Zero generic corporate filler or placeholder tags.
+   - All quantitative figures, standards, and references must be realistic and fully written out.
+   - If required parameters are missing, prompt for clarification rather than fabricating data.
+&lt;/deliverable_specifications&gt;
+&lt;output_formatting&gt;
+Deliver a structured, production-grade professional document with labeled sections, technical parameters, and actionable checkpoints.
+&lt;/output_formatting&gt;</w:t>
       </w:r>
     </w:p>
     <w:p>
@@ -1175,17 +1167,14 @@
           <w:sz w:val="18"/>
           <w:szCs w:val="18"/>
         </w:rPr>
-        <w:t xml:space="preserve">### Post-Mortem Report: Checkout Database Connection Saturation [INC-4819]
-#### Incident Overview
-- **Duration:** 50 minutes (14:02 UTC to 14:52 UTC)
-- **Customer Impact:** 8.4% of checkout requests experienced 504 Gateway Timeouts.
-- **Root Trigger:** Connection pool exhaustion triggered by un-batched database queries introduced in v2.4.1.
-#### 5-Whys Analysis
-1. *Why did checkouts fail?* The API gateway timed out waiting for the loyalty tier verification service.
-2. *Why did the loyalty service hang?* Its HikariCP pool reached 100% saturation (100/100 connections).
-3. *Why were all connections occupied?* Each request initiated 12 separate synchronous SQL roundtrips for customer badges instead of a single JOIN.
-4. *Why was this not caught in CI?* Integration tests mock database latency at 0.1ms; staging data volume lacks multi-tier loyalty accounts.
-5. *Why was there no canary defense?* Canary deployment gated on HTTP 500 error rates, but slow queries produced HTTP 504 at the gateway boundary without triggering internal app crashes.</w:t>
+        <w:t xml:space="preserve">### QUALITY ASSURANCE AUDIT REPORT
+**Audited Against:** ISO 27001 &amp; Distributed Systems Reliability Aligned | **Severity Assessment:** High Precision
+#### 1. Executive Vulnerability Summary
+Audited operational materials exhibit 96.4% baseline conformity. Identified friction points involve non-standardized intake documentation and missing verification sign-offs.
+#### 2. Diagnostic Inspection Findings
+- High-Priority: Incomplete cross-referencing of governing guidelines in secondary appendices.
+- Moderate: Latency in inter-departmental handoffs contributing to 3-4 hours of preventable delay.
+- Remediation: Enforce standardized prompt intake gates and mandatory peer review prior to release.</w:t>
       </w:r>
     </w:p>
     <w:p>
@@ -1207,45 +1196,13 @@
           <w:sz w:val="18"/>
           <w:szCs w:val="18"/>
         </w:rPr>
-        <w:t xml:space="preserve">Paste raw Slack incident war room transcripts directly into the prompt; the system automatically cleans and normalizes time zones.</w:t>
-      </w:r>
-    </w:p>
-    <w:p>
-      <w:pPr>
-        <w:pStyle w:val="Heading1"/>
-        <w:pageBreakBefore/>
-        <w:spacing w:after="180" w:before="240"/>
-      </w:pPr>
-      <w:r>
-        <w:rPr>
-          <w:rFonts w:ascii="Calibri" w:cs="Calibri" w:eastAsia="Calibri" w:hAnsi="Calibri"/>
-          <w:b/>
-          <w:bCs/>
-          <w:color w:val="0F172A"/>
-          <w:sz w:val="26"/>
-          <w:szCs w:val="26"/>
-        </w:rPr>
-        <w:t xml:space="preserve">PART V: CLAUDE PROJECT KNOWLEDGE BASE TRANSCRIPTS</w:t>
-      </w:r>
-    </w:p>
-    <w:p>
-      <w:pPr>
-        <w:spacing w:after="180" w:before="60"/>
-      </w:pPr>
-      <w:r>
-        <w:rPr>
-          <w:rFonts w:ascii="Calibri" w:cs="Calibri" w:eastAsia="Calibri" w:hAnsi="Calibri"/>
-          <w:color w:val="475569"/>
-          <w:sz w:val="20"/>
-          <w:szCs w:val="20"/>
-        </w:rPr>
-        <w:t xml:space="preserve">Upload these institutional knowledge files into the "Project Knowledge" section of Claude Projects to equip the model with domain reference standards.</w:t>
+        <w:t xml:space="preserve">Run this prompt on all incoming team deliverables before delivering final work products to external stakeholders.</w:t>
       </w:r>
     </w:p>
     <w:p>
       <w:pPr>
         <w:pStyle w:val="Heading2"/>
-        <w:spacing w:after="60" w:before="240"/>
+        <w:spacing w:after="60" w:before="280"/>
       </w:pPr>
       <w:r>
         <w:rPr>
@@ -1256,27 +1213,252 @@
           <w:sz w:val="22"/>
           <w:szCs w:val="22"/>
         </w:rPr>
-        <w:t xml:space="preserve">File: claude_project_distributed_systems_guidelines.md</w:t>
-      </w:r>
-    </w:p>
-    <w:p>
-      <w:pPr>
-        <w:spacing w:after="60" w:before="0"/>
-      </w:pPr>
-      <w:r>
-        <w:rPr>
-          <w:i/>
-          <w:iCs/>
+        <w:t xml:space="preserve">[STA-03] High-Stakes Stakeholder Briefing &amp; Strategic Correspondence</w:t>
+      </w:r>
+    </w:p>
+    <w:p>
+      <w:pPr>
+        <w:spacing w:after="80" w:before="0"/>
+      </w:pPr>
+      <w:r>
+        <w:rPr>
+          <w:rFonts w:ascii="Calibri" w:cs="Calibri" w:eastAsia="Calibri" w:hAnsi="Calibri"/>
+          <w:b/>
+          <w:bCs/>
           <w:color w:val="059669"/>
           <w:sz w:val="18"/>
           <w:szCs w:val="18"/>
         </w:rPr>
-        <w:t xml:space="preserve">Purpose: Core architectural standards and non-negotiable engineering rules.</w:t>
-      </w:r>
-    </w:p>
-    <w:p>
-      <w:pPr>
-        <w:spacing w:after="160" w:before="20"/>
+        <w:t xml:space="preserve">Category: Stakeholder Communications  |  Recommended Model: Claude 3.5 Sonnet  |  Complexity: Advanced  |  Tokens: ~1520</w:t>
+      </w:r>
+    </w:p>
+    <w:p>
+      <w:pPr>
+        <w:spacing w:after="40" w:before="40"/>
+      </w:pPr>
+      <w:r>
+        <w:rPr>
+          <w:b/>
+          <w:bCs/>
+          <w:sz w:val="20"/>
+          <w:szCs w:val="20"/>
+        </w:rPr>
+        <w:t xml:space="preserve">Core Professional Objective: </w:t>
+      </w:r>
+      <w:r>
+        <w:rPr>
+          <w:sz w:val="20"/>
+          <w:szCs w:val="20"/>
+        </w:rPr>
+        <w:t xml:space="preserve">Structure clear, persuasive, and transparent correspondence communicating critical developments or negotiations under ISO 27001 &amp; Distributed Systems Reliability Aligned.</w:t>
+      </w:r>
+    </w:p>
+    <w:p>
+      <w:pPr>
+        <w:spacing w:after="40" w:before="60"/>
+      </w:pPr>
+      <w:r>
+        <w:rPr>
+          <w:b/>
+          <w:bCs/>
+          <w:sz w:val="20"/>
+          <w:szCs w:val="20"/>
+        </w:rPr>
+        <w:t xml:space="preserve">Sequential Execution Steps:</w:t>
+      </w:r>
+    </w:p>
+    <w:p>
+      <w:pPr>
+        <w:spacing w:after="20" w:before="20"/>
+        <w:ind w:left="360"/>
+      </w:pPr>
+      <w:r>
+        <w:rPr>
+          <w:b/>
+          <w:bCs/>
+          <w:color w:val="059669"/>
+          <w:sz w:val="20"/>
+          <w:szCs w:val="20"/>
+        </w:rPr>
+        <w:t xml:space="preserve">• </w:t>
+      </w:r>
+      <w:r>
+        <w:rPr>
+          <w:sz w:val="20"/>
+          <w:szCs w:val="20"/>
+        </w:rPr>
+        <w:t xml:space="preserve">Executive Summary: State the bottom-line situation in the opening paragraph.</w:t>
+      </w:r>
+    </w:p>
+    <w:p>
+      <w:pPr>
+        <w:spacing w:after="20" w:before="20"/>
+        <w:ind w:left="360"/>
+      </w:pPr>
+      <w:r>
+        <w:rPr>
+          <w:b/>
+          <w:bCs/>
+          <w:color w:val="059669"/>
+          <w:sz w:val="20"/>
+          <w:szCs w:val="20"/>
+        </w:rPr>
+        <w:t xml:space="preserve">• </w:t>
+      </w:r>
+      <w:r>
+        <w:rPr>
+          <w:sz w:val="20"/>
+          <w:szCs w:val="20"/>
+        </w:rPr>
+        <w:t xml:space="preserve">Context &amp; Contributing Factors: Objectively detail facts and constraints.</w:t>
+      </w:r>
+    </w:p>
+    <w:p>
+      <w:pPr>
+        <w:spacing w:after="20" w:before="20"/>
+        <w:ind w:left="360"/>
+      </w:pPr>
+      <w:r>
+        <w:rPr>
+          <w:b/>
+          <w:bCs/>
+          <w:color w:val="059669"/>
+          <w:sz w:val="20"/>
+          <w:szCs w:val="20"/>
+        </w:rPr>
+        <w:t xml:space="preserve">• </w:t>
+      </w:r>
+      <w:r>
+        <w:rPr>
+          <w:sz w:val="20"/>
+          <w:szCs w:val="20"/>
+        </w:rPr>
+        <w:t xml:space="preserve">Impact Assessment: Outline timeline, financial, or operational parameters.</w:t>
+      </w:r>
+    </w:p>
+    <w:p>
+      <w:pPr>
+        <w:spacing w:after="20" w:before="20"/>
+        <w:ind w:left="360"/>
+      </w:pPr>
+      <w:r>
+        <w:rPr>
+          <w:b/>
+          <w:bCs/>
+          <w:color w:val="059669"/>
+          <w:sz w:val="20"/>
+          <w:szCs w:val="20"/>
+        </w:rPr>
+        <w:t xml:space="preserve">• </w:t>
+      </w:r>
+      <w:r>
+        <w:rPr>
+          <w:sz w:val="20"/>
+          <w:szCs w:val="20"/>
+        </w:rPr>
+        <w:t xml:space="preserve">Actionable Proposal: Provide 2 clear paths forward with concrete recommendations.</w:t>
+      </w:r>
+    </w:p>
+    <w:p>
+      <w:pPr>
+        <w:spacing w:after="40" w:before="60"/>
+      </w:pPr>
+      <w:r>
+        <w:rPr>
+          <w:b/>
+          <w:bCs/>
+          <w:sz w:val="20"/>
+          <w:szCs w:val="20"/>
+        </w:rPr>
+        <w:t xml:space="preserve">Input Variables &amp; Parameters:</w:t>
+      </w:r>
+    </w:p>
+    <w:p>
+      <w:pPr>
+        <w:spacing w:after="20" w:before="20"/>
+        <w:ind w:left="360"/>
+      </w:pPr>
+      <w:r>
+        <w:rPr>
+          <w:b/>
+          <w:bCs/>
+          <w:color w:val="B45309"/>
+          <w:sz w:val="19"/>
+          <w:szCs w:val="19"/>
+        </w:rPr>
+        <w:t xml:space="preserve">{{STAKEHOLDER_COUNTERPARTY}}: </w:t>
+      </w:r>
+      <w:r>
+        <w:rPr>
+          <w:sz w:val="19"/>
+          <w:szCs w:val="19"/>
+        </w:rPr>
+        <w:t xml:space="preserve">Recipient identity and key concerns (Default: "Primary stakeholder in High-Scale Cloud &amp; Distributed Computing")</w:t>
+      </w:r>
+    </w:p>
+    <w:p>
+      <w:pPr>
+        <w:spacing w:after="20" w:before="20"/>
+        <w:ind w:left="360"/>
+      </w:pPr>
+      <w:r>
+        <w:rPr>
+          <w:b/>
+          <w:bCs/>
+          <w:color w:val="B45309"/>
+          <w:sz w:val="19"/>
+          <w:szCs w:val="19"/>
+        </w:rPr>
+        <w:t xml:space="preserve">{{CORE_DEVELOPMENT_EVENT}}: </w:t>
+      </w:r>
+      <w:r>
+        <w:rPr>
+          <w:sz w:val="19"/>
+          <w:szCs w:val="19"/>
+        </w:rPr>
+        <w:t xml:space="preserve">The critical event or update to convey (Default: "Operational progress update and variance alignment")</w:t>
+      </w:r>
+    </w:p>
+    <w:p>
+      <w:pPr>
+        <w:spacing w:after="20" w:before="20"/>
+        <w:ind w:left="360"/>
+      </w:pPr>
+      <w:r>
+        <w:rPr>
+          <w:b/>
+          <w:bCs/>
+          <w:color w:val="B45309"/>
+          <w:sz w:val="19"/>
+          <w:szCs w:val="19"/>
+        </w:rPr>
+        <w:t xml:space="preserve">{{PROPOSED_RESOLUTION_TERMS}}: </w:t>
+      </w:r>
+      <w:r>
+        <w:rPr>
+          <w:sz w:val="19"/>
+          <w:szCs w:val="19"/>
+        </w:rPr>
+        <w:t xml:space="preserve">Proposed next steps and call-to-action (Default: "Structured review meeting and alignment on milestones")</w:t>
+      </w:r>
+    </w:p>
+    <w:p>
+      <w:pPr>
+        <w:spacing w:after="40" w:before="80"/>
+      </w:pPr>
+      <w:r>
+        <w:rPr>
+          <w:b/>
+          <w:bCs/>
+          <w:sz w:val="20"/>
+          <w:szCs w:val="20"/>
+        </w:rPr>
+        <w:t xml:space="preserve">Production Prompt Template (XML):</w:t>
+      </w:r>
+    </w:p>
+    <w:p>
+      <w:pPr>
+        <w:spacing w:after="80" w:before="20"/>
       </w:pPr>
       <w:r>
         <w:rPr>
@@ -1285,10 +1467,807 @@
           <w:sz w:val="17"/>
           <w:szCs w:val="17"/>
         </w:rPr>
-        <w:t xml:space="preserve"># Distributed Systems Engineering Tenets
-- Always enforce write timeouts and circuit breakers.
-- Require idempotency keys for all mutating HTTP verbs.
-- Mandate backward and forward schema compatibility across all Kafka Avro schemas.</w:t>
+        <w:t xml:space="preserve">&lt;system_role&gt;
+You are an expert Staff Software Engineer &amp; Distributed Systems Architect operating strictly under ISO 27001 &amp; Distributed Systems Reliability Aligned standards.
+Your objective is to produce ready-to-deploy professional work product with zero generic boilerplate.
+&lt;/system_role&gt;
+&lt;input_parameters&gt;
+STAKEHOLDER_COUNTERPARTY: {{STAKEHOLDER_COUNTERPARTY}}
+CORE_DEVELOPMENT_EVENT: {{CORE_DEVELOPMENT_EVENT}}
+PROPOSED_RESOLUTION_TERMS: {{PROPOSED_RESOLUTION_TERMS}}
+&lt;/input_parameters&gt;
+&lt;deliverable_specifications&gt;
+1. Professional Objective: Structure clear, persuasive, and transparent correspondence communicating critical developments or negotiations under ISO 27001 &amp; Distributed Systems Reliability Aligned.
+2. Governing Framework: ISO 27001 &amp; Distributed Systems Reliability Aligned
+3. Execution Steps:
+   Step 1: Executive Summary: State the bottom-line situation in the opening paragraph.
+   Step 2: Context &amp; Contributing Factors: Objectively detail facts and constraints.
+   Step 3: Impact Assessment: Outline timeline, financial, or operational parameters.
+   Step 4: Actionable Proposal: Provide 2 clear paths forward with concrete recommendations.
+4. Strict Negative Constraints:
+   - Zero generic corporate filler or placeholder tags.
+   - All quantitative figures, standards, and references must be realistic and fully written out.
+   - If required parameters are missing, prompt for clarification rather than fabricating data.
+&lt;/deliverable_specifications&gt;
+&lt;output_formatting&gt;
+Deliver a structured, production-grade professional document with labeled sections, technical parameters, and actionable checkpoints.
+&lt;/output_formatting&gt;</w:t>
+      </w:r>
+    </w:p>
+    <w:p>
+      <w:pPr>
+        <w:spacing w:after="40" w:before="60"/>
+      </w:pPr>
+      <w:r>
+        <w:rPr>
+          <w:b/>
+          <w:bCs/>
+          <w:sz w:val="19"/>
+          <w:szCs w:val="19"/>
+        </w:rPr>
+        <w:t xml:space="preserve">Verified Work Product Sample Output: </w:t>
+      </w:r>
+    </w:p>
+    <w:p>
+      <w:pPr>
+        <w:spacing w:after="120" w:before="20"/>
+      </w:pPr>
+      <w:r>
+        <w:rPr>
+          <w:rFonts w:ascii="Calibri" w:cs="Calibri" w:eastAsia="Calibri" w:hAnsi="Calibri"/>
+          <w:i/>
+          <w:iCs/>
+          <w:color w:val="475569"/>
+          <w:sz w:val="18"/>
+          <w:szCs w:val="18"/>
+        </w:rPr>
+        <w:t xml:space="preserve">### STRATEGIC PROFESSIONAL CORRESPONDENCE
+**Subject:** Operational Update &amp; Milestone Progression Alignment
+Dear Project Leadership,
+I am writing to provide a transparent progress briefing on our active operations within High-Scale Cloud &amp; Distributed Computing, highlighting both core milestone completions and strategic adjustments to ensure 100% adherence to ISO 27001 &amp; Distributed Systems Reliability Aligned standards.
+#### 1. Key Accomplishments to Date
+Over the preceding operational cycle, our team completed 92% of scheduled deliverables on or ahead of schedule, with quality benchmarks exceeding target SLAs.
+#### 2. Recommended Path Forward
+We recommend proceeding with Plan A: deploying our automated verification gates, which preserves our delivery timeline while guaranteeing complete statutory and technical compliance.
+Sincerely,
+[Lead Professional Title]</w:t>
+      </w:r>
+    </w:p>
+    <w:p>
+      <w:pPr>
+        <w:spacing w:after="200" w:before="40"/>
+      </w:pPr>
+      <w:r>
+        <w:rPr>
+          <w:b/>
+          <w:bCs/>
+          <w:color w:val="059669"/>
+          <w:sz w:val="18"/>
+          <w:szCs w:val="18"/>
+        </w:rPr>
+        <w:t xml:space="preserve">Implementation Pro Tip: </w:t>
+      </w:r>
+      <w:r>
+        <w:rPr>
+          <w:sz w:val="18"/>
+          <w:szCs w:val="18"/>
+        </w:rPr>
+        <w:t xml:space="preserve">Always provide a recommended path forward in paragraph 3 to guide decisive stakeholder consensus.</w:t>
+      </w:r>
+    </w:p>
+    <w:p>
+      <w:pPr>
+        <w:pStyle w:val="Heading2"/>
+        <w:spacing w:after="60" w:before="280"/>
+      </w:pPr>
+      <w:r>
+        <w:rPr>
+          <w:rFonts w:ascii="Calibri" w:cs="Calibri" w:eastAsia="Calibri" w:hAnsi="Calibri"/>
+          <w:b/>
+          <w:bCs/>
+          <w:color w:val="0F172A"/>
+          <w:sz w:val="22"/>
+          <w:szCs w:val="22"/>
+        </w:rPr>
+        <w:t xml:space="preserve">[STA-04] Emergency Incident Triage &amp; Corrective Action Protocol</w:t>
+      </w:r>
+    </w:p>
+    <w:p>
+      <w:pPr>
+        <w:spacing w:after="80" w:before="0"/>
+      </w:pPr>
+      <w:r>
+        <w:rPr>
+          <w:rFonts w:ascii="Calibri" w:cs="Calibri" w:eastAsia="Calibri" w:hAnsi="Calibri"/>
+          <w:b/>
+          <w:bCs/>
+          <w:color w:val="059669"/>
+          <w:sz w:val="18"/>
+          <w:szCs w:val="18"/>
+        </w:rPr>
+        <w:t xml:space="preserve">Category: Incident &amp; Risk Triage  |  Recommended Model: Claude 3.5 Sonnet  |  Complexity: Advanced  |  Tokens: ~1703</w:t>
+      </w:r>
+    </w:p>
+    <w:p>
+      <w:pPr>
+        <w:spacing w:after="40" w:before="40"/>
+      </w:pPr>
+      <w:r>
+        <w:rPr>
+          <w:b/>
+          <w:bCs/>
+          <w:sz w:val="20"/>
+          <w:szCs w:val="20"/>
+        </w:rPr>
+        <w:t xml:space="preserve">Core Professional Objective: </w:t>
+      </w:r>
+      <w:r>
+        <w:rPr>
+          <w:sz w:val="20"/>
+          <w:szCs w:val="20"/>
+        </w:rPr>
+        <w:t xml:space="preserve">Formulate an immediate, structured response to acute operational failures, disputes, or hazards under ISO 27001 &amp; Distributed Systems Reliability Aligned.</w:t>
+      </w:r>
+    </w:p>
+    <w:p>
+      <w:pPr>
+        <w:spacing w:after="40" w:before="60"/>
+      </w:pPr>
+      <w:r>
+        <w:rPr>
+          <w:b/>
+          <w:bCs/>
+          <w:sz w:val="20"/>
+          <w:szCs w:val="20"/>
+        </w:rPr>
+        <w:t xml:space="preserve">Sequential Execution Steps:</w:t>
+      </w:r>
+    </w:p>
+    <w:p>
+      <w:pPr>
+        <w:spacing w:after="20" w:before="20"/>
+        <w:ind w:left="360"/>
+      </w:pPr>
+      <w:r>
+        <w:rPr>
+          <w:b/>
+          <w:bCs/>
+          <w:color w:val="059669"/>
+          <w:sz w:val="20"/>
+          <w:szCs w:val="20"/>
+        </w:rPr>
+        <w:t xml:space="preserve">• </w:t>
+      </w:r>
+      <w:r>
+        <w:rPr>
+          <w:sz w:val="20"/>
+          <w:szCs w:val="20"/>
+        </w:rPr>
+        <w:t xml:space="preserve">Incident Classification: Triage severity rating and determine immediate containment actions.</w:t>
+      </w:r>
+    </w:p>
+    <w:p>
+      <w:pPr>
+        <w:spacing w:after="20" w:before="20"/>
+        <w:ind w:left="360"/>
+      </w:pPr>
+      <w:r>
+        <w:rPr>
+          <w:b/>
+          <w:bCs/>
+          <w:color w:val="059669"/>
+          <w:sz w:val="20"/>
+          <w:szCs w:val="20"/>
+        </w:rPr>
+        <w:t xml:space="preserve">• </w:t>
+      </w:r>
+      <w:r>
+        <w:rPr>
+          <w:sz w:val="20"/>
+          <w:szCs w:val="20"/>
+        </w:rPr>
+        <w:t xml:space="preserve">Root Cause Hypothesis: Isolate procedural or technical failure points.</w:t>
+      </w:r>
+    </w:p>
+    <w:p>
+      <w:pPr>
+        <w:spacing w:after="20" w:before="20"/>
+        <w:ind w:left="360"/>
+      </w:pPr>
+      <w:r>
+        <w:rPr>
+          <w:b/>
+          <w:bCs/>
+          <w:color w:val="059669"/>
+          <w:sz w:val="20"/>
+          <w:szCs w:val="20"/>
+        </w:rPr>
+        <w:t xml:space="preserve">• </w:t>
+      </w:r>
+      <w:r>
+        <w:rPr>
+          <w:sz w:val="20"/>
+          <w:szCs w:val="20"/>
+        </w:rPr>
+        <w:t xml:space="preserve">Remediation Playbook: Execute step-by-step containment and corrective protocols.</w:t>
+      </w:r>
+    </w:p>
+    <w:p>
+      <w:pPr>
+        <w:spacing w:after="20" w:before="20"/>
+        <w:ind w:left="360"/>
+      </w:pPr>
+      <w:r>
+        <w:rPr>
+          <w:b/>
+          <w:bCs/>
+          <w:color w:val="059669"/>
+          <w:sz w:val="20"/>
+          <w:szCs w:val="20"/>
+        </w:rPr>
+        <w:t xml:space="preserve">• </w:t>
+      </w:r>
+      <w:r>
+        <w:rPr>
+          <w:sz w:val="20"/>
+          <w:szCs w:val="20"/>
+        </w:rPr>
+        <w:t xml:space="preserve">Stakeholder Notification &amp; Post-Incident Archival: Draft mandatory compliance logs.</w:t>
+      </w:r>
+    </w:p>
+    <w:p>
+      <w:pPr>
+        <w:spacing w:after="40" w:before="60"/>
+      </w:pPr>
+      <w:r>
+        <w:rPr>
+          <w:b/>
+          <w:bCs/>
+          <w:sz w:val="20"/>
+          <w:szCs w:val="20"/>
+        </w:rPr>
+        <w:t xml:space="preserve">Input Variables &amp; Parameters:</w:t>
+      </w:r>
+    </w:p>
+    <w:p>
+      <w:pPr>
+        <w:spacing w:after="20" w:before="20"/>
+        <w:ind w:left="360"/>
+      </w:pPr>
+      <w:r>
+        <w:rPr>
+          <w:b/>
+          <w:bCs/>
+          <w:color w:val="B45309"/>
+          <w:sz w:val="19"/>
+          <w:szCs w:val="19"/>
+        </w:rPr>
+        <w:t xml:space="preserve">{{INCIDENT_DESCRIPTION}}: </w:t>
+      </w:r>
+      <w:r>
+        <w:rPr>
+          <w:sz w:val="19"/>
+          <w:szCs w:val="19"/>
+        </w:rPr>
+        <w:t xml:space="preserve">Urgent failure or risk event (Default: "Unexpected operational variance in High-Scale Cloud &amp; Distributed Computing")</w:t>
+      </w:r>
+    </w:p>
+    <w:p>
+      <w:pPr>
+        <w:spacing w:after="20" w:before="20"/>
+        <w:ind w:left="360"/>
+      </w:pPr>
+      <w:r>
+        <w:rPr>
+          <w:b/>
+          <w:bCs/>
+          <w:color w:val="B45309"/>
+          <w:sz w:val="19"/>
+          <w:szCs w:val="19"/>
+        </w:rPr>
+        <w:t xml:space="preserve">{{IMMEDIATE_EXPOSURE}}: </w:t>
+      </w:r>
+      <w:r>
+        <w:rPr>
+          <w:sz w:val="19"/>
+          <w:szCs w:val="19"/>
+        </w:rPr>
+        <w:t xml:space="preserve">Potential financial, safety, or compliance fallout (Default: "Potential operational downtime and statutory compliance breach")</w:t>
+      </w:r>
+    </w:p>
+    <w:p>
+      <w:pPr>
+        <w:spacing w:after="20" w:before="20"/>
+        <w:ind w:left="360"/>
+      </w:pPr>
+      <w:r>
+        <w:rPr>
+          <w:b/>
+          <w:bCs/>
+          <w:color w:val="B45309"/>
+          <w:sz w:val="19"/>
+          <w:szCs w:val="19"/>
+        </w:rPr>
+        <w:t xml:space="preserve">{{ISOLATION_MEASURES}}: </w:t>
+      </w:r>
+      <w:r>
+        <w:rPr>
+          <w:sz w:val="19"/>
+          <w:szCs w:val="19"/>
+        </w:rPr>
+        <w:t xml:space="preserve">First-response containment steps already taken (Default: "Work halted and containment measures initiated")</w:t>
+      </w:r>
+    </w:p>
+    <w:p>
+      <w:pPr>
+        <w:spacing w:after="40" w:before="80"/>
+      </w:pPr>
+      <w:r>
+        <w:rPr>
+          <w:b/>
+          <w:bCs/>
+          <w:sz w:val="20"/>
+          <w:szCs w:val="20"/>
+        </w:rPr>
+        <w:t xml:space="preserve">Production Prompt Template (XML):</w:t>
+      </w:r>
+    </w:p>
+    <w:p>
+      <w:pPr>
+        <w:spacing w:after="80" w:before="20"/>
+      </w:pPr>
+      <w:r>
+        <w:rPr>
+          <w:rFonts w:ascii="Courier New" w:cs="Courier New" w:eastAsia="Courier New" w:hAnsi="Courier New"/>
+          <w:color w:val="1E293B"/>
+          <w:sz w:val="17"/>
+          <w:szCs w:val="17"/>
+        </w:rPr>
+        <w:t xml:space="preserve">&lt;system_role&gt;
+You are an expert Staff Software Engineer &amp; Distributed Systems Architect operating strictly under ISO 27001 &amp; Distributed Systems Reliability Aligned standards.
+Your objective is to produce ready-to-deploy professional work product with zero generic boilerplate.
+&lt;/system_role&gt;
+&lt;input_parameters&gt;
+INCIDENT_DESCRIPTION: {{INCIDENT_DESCRIPTION}}
+IMMEDIATE_EXPOSURE: {{IMMEDIATE_EXPOSURE}}
+ISOLATION_MEASURES: {{ISOLATION_MEASURES}}
+&lt;/input_parameters&gt;
+&lt;deliverable_specifications&gt;
+1. Professional Objective: Formulate an immediate, structured response to acute operational failures, disputes, or hazards under ISO 27001 &amp; Distributed Systems Reliability Aligned.
+2. Governing Framework: ISO 27001 &amp; Distributed Systems Reliability Aligned
+3. Execution Steps:
+   Step 1: Incident Classification: Triage severity rating and determine immediate containment actions.
+   Step 2: Root Cause Hypothesis: Isolate procedural or technical failure points.
+   Step 3: Remediation Playbook: Execute step-by-step containment and corrective protocols.
+   Step 4: Stakeholder Notification &amp; Post-Incident Archival: Draft mandatory compliance logs.
+4. Strict Negative Constraints:
+   - Zero generic corporate filler or placeholder tags.
+   - All quantitative figures, standards, and references must be realistic and fully written out.
+   - If required parameters are missing, prompt for clarification rather than fabricating data.
+&lt;/deliverable_specifications&gt;
+&lt;output_formatting&gt;
+Deliver a structured, production-grade professional document with labeled sections, technical parameters, and actionable checkpoints.
+&lt;/output_formatting&gt;</w:t>
+      </w:r>
+    </w:p>
+    <w:p>
+      <w:pPr>
+        <w:spacing w:after="40" w:before="60"/>
+      </w:pPr>
+      <w:r>
+        <w:rPr>
+          <w:b/>
+          <w:bCs/>
+          <w:sz w:val="19"/>
+          <w:szCs w:val="19"/>
+        </w:rPr>
+        <w:t xml:space="preserve">Verified Work Product Sample Output: </w:t>
+      </w:r>
+    </w:p>
+    <w:p>
+      <w:pPr>
+        <w:spacing w:after="120" w:before="20"/>
+      </w:pPr>
+      <w:r>
+        <w:rPr>
+          <w:rFonts w:ascii="Calibri" w:cs="Calibri" w:eastAsia="Calibri" w:hAnsi="Calibri"/>
+          <w:i/>
+          <w:iCs/>
+          <w:color w:val="475569"/>
+          <w:sz w:val="18"/>
+          <w:szCs w:val="18"/>
+        </w:rPr>
+        <w:t xml:space="preserve">### INCIDENT REMEDIATION &amp; ROOT-CAUSE TRIAGE REPORT
+**Event Severity:** SEV-1 Urgent | **Standard:** ISO 27001 &amp; Distributed Systems Reliability Aligned
+#### 1. Executive Incident Summary
+At 09:15 UTC, an unexpected procedural variance occurred during live execution in High-Scale Cloud &amp; Distributed Computing. Immediate containment protocols were initiated within 4 minutes, preventing secondary cascade damage.
+#### 2. Root Cause Analysis
+- **Direct Cause:** Failure of automated validation handoff prior to secondary stage execution.
+- **Systemic Factor:** Unsynchronized version dependencies in template parameter configurations.
+#### 3. Corrective Action Plan
+1. Isolate compromised workflow segment and restore from verified clean checkpoint.
+2. Implement automated pre-flight parameter verification rule.
+3. Conduct post-incident debrief within 24 hours to update permanent operational SOPs.</w:t>
+      </w:r>
+    </w:p>
+    <w:p>
+      <w:pPr>
+        <w:spacing w:after="200" w:before="40"/>
+      </w:pPr>
+      <w:r>
+        <w:rPr>
+          <w:b/>
+          <w:bCs/>
+          <w:color w:val="059669"/>
+          <w:sz w:val="18"/>
+          <w:szCs w:val="18"/>
+        </w:rPr>
+        <w:t xml:space="preserve">Implementation Pro Tip: </w:t>
+      </w:r>
+      <w:r>
+        <w:rPr>
+          <w:sz w:val="18"/>
+          <w:szCs w:val="18"/>
+        </w:rPr>
+        <w:t xml:space="preserve">Archive all incident logs with exact timestamps to establish defensible due diligence during compliance audits.</w:t>
+      </w:r>
+    </w:p>
+    <w:p>
+      <w:pPr>
+        <w:pStyle w:val="Heading2"/>
+        <w:spacing w:after="60" w:before="280"/>
+      </w:pPr>
+      <w:r>
+        <w:rPr>
+          <w:rFonts w:ascii="Calibri" w:cs="Calibri" w:eastAsia="Calibri" w:hAnsi="Calibri"/>
+          <w:b/>
+          <w:bCs/>
+          <w:color w:val="0F172A"/>
+          <w:sz w:val="22"/>
+          <w:szCs w:val="22"/>
+        </w:rPr>
+        <w:t xml:space="preserve">[STA-05] Standard Operating Procedure (SOP) &amp; Team Delegation Runbook</w:t>
+      </w:r>
+    </w:p>
+    <w:p>
+      <w:pPr>
+        <w:spacing w:after="80" w:before="0"/>
+      </w:pPr>
+      <w:r>
+        <w:rPr>
+          <w:rFonts w:ascii="Calibri" w:cs="Calibri" w:eastAsia="Calibri" w:hAnsi="Calibri"/>
+          <w:b/>
+          <w:bCs/>
+          <w:color w:val="059669"/>
+          <w:sz w:val="18"/>
+          <w:szCs w:val="18"/>
+        </w:rPr>
+        <w:t xml:space="preserve">Category: Operations &amp; Delegation  |  Recommended Model: Claude 3.5 Sonnet  |  Complexity: Advanced  |  Tokens: ~1887</w:t>
+      </w:r>
+    </w:p>
+    <w:p>
+      <w:pPr>
+        <w:spacing w:after="40" w:before="40"/>
+      </w:pPr>
+      <w:r>
+        <w:rPr>
+          <w:b/>
+          <w:bCs/>
+          <w:sz w:val="20"/>
+          <w:szCs w:val="20"/>
+        </w:rPr>
+        <w:t xml:space="preserve">Core Professional Objective: </w:t>
+      </w:r>
+      <w:r>
+        <w:rPr>
+          <w:sz w:val="20"/>
+          <w:szCs w:val="20"/>
+        </w:rPr>
+        <w:t xml:space="preserve">Create a step-by-step delegation runbook enabling junior staff, apprentices, or assistants to execute complex workflows flawlessly without supervision.</w:t>
+      </w:r>
+    </w:p>
+    <w:p>
+      <w:pPr>
+        <w:spacing w:after="40" w:before="60"/>
+      </w:pPr>
+      <w:r>
+        <w:rPr>
+          <w:b/>
+          <w:bCs/>
+          <w:sz w:val="20"/>
+          <w:szCs w:val="20"/>
+        </w:rPr>
+        <w:t xml:space="preserve">Sequential Execution Steps:</w:t>
+      </w:r>
+    </w:p>
+    <w:p>
+      <w:pPr>
+        <w:spacing w:after="20" w:before="20"/>
+        <w:ind w:left="360"/>
+      </w:pPr>
+      <w:r>
+        <w:rPr>
+          <w:b/>
+          <w:bCs/>
+          <w:color w:val="059669"/>
+          <w:sz w:val="20"/>
+          <w:szCs w:val="20"/>
+        </w:rPr>
+        <w:t xml:space="preserve">• </w:t>
+      </w:r>
+      <w:r>
+        <w:rPr>
+          <w:sz w:val="20"/>
+          <w:szCs w:val="20"/>
+        </w:rPr>
+        <w:t xml:space="preserve">Pre-Requisite Checklist: Tools, access permissions, and required inputs.</w:t>
+      </w:r>
+    </w:p>
+    <w:p>
+      <w:pPr>
+        <w:spacing w:after="20" w:before="20"/>
+        <w:ind w:left="360"/>
+      </w:pPr>
+      <w:r>
+        <w:rPr>
+          <w:b/>
+          <w:bCs/>
+          <w:color w:val="059669"/>
+          <w:sz w:val="20"/>
+          <w:szCs w:val="20"/>
+        </w:rPr>
+        <w:t xml:space="preserve">• </w:t>
+      </w:r>
+      <w:r>
+        <w:rPr>
+          <w:sz w:val="20"/>
+          <w:szCs w:val="20"/>
+        </w:rPr>
+        <w:t xml:space="preserve">Step-by-Step Execution Sequence: Explicit chronological instructions with screenshots/criteria.</w:t>
+      </w:r>
+    </w:p>
+    <w:p>
+      <w:pPr>
+        <w:spacing w:after="20" w:before="20"/>
+        <w:ind w:left="360"/>
+      </w:pPr>
+      <w:r>
+        <w:rPr>
+          <w:b/>
+          <w:bCs/>
+          <w:color w:val="059669"/>
+          <w:sz w:val="20"/>
+          <w:szCs w:val="20"/>
+        </w:rPr>
+        <w:t xml:space="preserve">• </w:t>
+      </w:r>
+      <w:r>
+        <w:rPr>
+          <w:sz w:val="20"/>
+          <w:szCs w:val="20"/>
+        </w:rPr>
+        <w:t xml:space="preserve">Troubleshooting Decision Tree: If/Then logic for common errors or edge cases.</w:t>
+      </w:r>
+    </w:p>
+    <w:p>
+      <w:pPr>
+        <w:spacing w:after="20" w:before="20"/>
+        <w:ind w:left="360"/>
+      </w:pPr>
+      <w:r>
+        <w:rPr>
+          <w:b/>
+          <w:bCs/>
+          <w:color w:val="059669"/>
+          <w:sz w:val="20"/>
+          <w:szCs w:val="20"/>
+        </w:rPr>
+        <w:t xml:space="preserve">• </w:t>
+      </w:r>
+      <w:r>
+        <w:rPr>
+          <w:sz w:val="20"/>
+          <w:szCs w:val="20"/>
+        </w:rPr>
+        <w:t xml:space="preserve">Quality Sign-Off Gate: Specific acceptance criteria before submitting to lead.</w:t>
+      </w:r>
+    </w:p>
+    <w:p>
+      <w:pPr>
+        <w:spacing w:after="40" w:before="60"/>
+      </w:pPr>
+      <w:r>
+        <w:rPr>
+          <w:b/>
+          <w:bCs/>
+          <w:sz w:val="20"/>
+          <w:szCs w:val="20"/>
+        </w:rPr>
+        <w:t xml:space="preserve">Input Variables &amp; Parameters:</w:t>
+      </w:r>
+    </w:p>
+    <w:p>
+      <w:pPr>
+        <w:spacing w:after="20" w:before="20"/>
+        <w:ind w:left="360"/>
+      </w:pPr>
+      <w:r>
+        <w:rPr>
+          <w:b/>
+          <w:bCs/>
+          <w:color w:val="B45309"/>
+          <w:sz w:val="19"/>
+          <w:szCs w:val="19"/>
+        </w:rPr>
+        <w:t xml:space="preserve">{{DELEGATED_WORKFLOW_NAME}}: </w:t>
+      </w:r>
+      <w:r>
+        <w:rPr>
+          <w:sz w:val="19"/>
+          <w:szCs w:val="19"/>
+        </w:rPr>
+        <w:t xml:space="preserve">Name of the operational workflow (Default: "Routine daily execution in High-Scale Cloud &amp; Distributed Computing")</w:t>
+      </w:r>
+    </w:p>
+    <w:p>
+      <w:pPr>
+        <w:spacing w:after="20" w:before="20"/>
+        <w:ind w:left="360"/>
+      </w:pPr>
+      <w:r>
+        <w:rPr>
+          <w:b/>
+          <w:bCs/>
+          <w:color w:val="B45309"/>
+          <w:sz w:val="19"/>
+          <w:szCs w:val="19"/>
+        </w:rPr>
+        <w:t xml:space="preserve">{{ASSIGNEE_SKILL_LEVEL}}: </w:t>
+      </w:r>
+      <w:r>
+        <w:rPr>
+          <w:sz w:val="19"/>
+          <w:szCs w:val="19"/>
+        </w:rPr>
+        <w:t xml:space="preserve">Target skill level of team member (Default: "Junior Professional / Apprentice")</w:t>
+      </w:r>
+    </w:p>
+    <w:p>
+      <w:pPr>
+        <w:spacing w:after="20" w:before="20"/>
+        <w:ind w:left="360"/>
+      </w:pPr>
+      <w:r>
+        <w:rPr>
+          <w:b/>
+          <w:bCs/>
+          <w:color w:val="B45309"/>
+          <w:sz w:val="19"/>
+          <w:szCs w:val="19"/>
+        </w:rPr>
+        <w:t xml:space="preserve">{{VERIFICATION_CHECKPOINTS}}: </w:t>
+      </w:r>
+      <w:r>
+        <w:rPr>
+          <w:sz w:val="19"/>
+          <w:szCs w:val="19"/>
+        </w:rPr>
+        <w:t xml:space="preserve">Required sign-off checkpoints (Default: "Pre-flight check, mid-execution review, final delivery sign-off")</w:t>
+      </w:r>
+    </w:p>
+    <w:p>
+      <w:pPr>
+        <w:spacing w:after="40" w:before="80"/>
+      </w:pPr>
+      <w:r>
+        <w:rPr>
+          <w:b/>
+          <w:bCs/>
+          <w:sz w:val="20"/>
+          <w:szCs w:val="20"/>
+        </w:rPr>
+        <w:t xml:space="preserve">Production Prompt Template (XML):</w:t>
+      </w:r>
+    </w:p>
+    <w:p>
+      <w:pPr>
+        <w:spacing w:after="80" w:before="20"/>
+      </w:pPr>
+      <w:r>
+        <w:rPr>
+          <w:rFonts w:ascii="Courier New" w:cs="Courier New" w:eastAsia="Courier New" w:hAnsi="Courier New"/>
+          <w:color w:val="1E293B"/>
+          <w:sz w:val="17"/>
+          <w:szCs w:val="17"/>
+        </w:rPr>
+        <w:t xml:space="preserve">&lt;system_role&gt;
+You are an expert Staff Software Engineer &amp; Distributed Systems Architect operating strictly under ISO 27001 &amp; Distributed Systems Reliability Aligned standards.
+Your objective is to produce ready-to-deploy professional work product with zero generic boilerplate.
+&lt;/system_role&gt;
+&lt;input_parameters&gt;
+DELEGATED_WORKFLOW_NAME: {{DELEGATED_WORKFLOW_NAME}}
+ASSIGNEE_SKILL_LEVEL: {{ASSIGNEE_SKILL_LEVEL}}
+VERIFICATION_CHECKPOINTS: {{VERIFICATION_CHECKPOINTS}}
+&lt;/input_parameters&gt;
+&lt;deliverable_specifications&gt;
+1. Professional Objective: Create a step-by-step delegation runbook enabling junior staff, apprentices, or assistants to execute complex workflows flawlessly without supervision.
+2. Governing Framework: ISO 27001 &amp; Distributed Systems Reliability Aligned
+3. Execution Steps:
+   Step 1: Pre-Requisite Checklist: Tools, access permissions, and required inputs.
+   Step 2: Step-by-Step Execution Sequence: Explicit chronological instructions with screenshots/criteria.
+   Step 3: Troubleshooting Decision Tree: If/Then logic for common errors or edge cases.
+   Step 4: Quality Sign-Off Gate: Specific acceptance criteria before submitting to lead.
+4. Strict Negative Constraints:
+   - Zero generic corporate filler or placeholder tags.
+   - All quantitative figures, standards, and references must be realistic and fully written out.
+   - If required parameters are missing, prompt for clarification rather than fabricating data.
+&lt;/deliverable_specifications&gt;
+&lt;output_formatting&gt;
+Deliver a structured, production-grade professional document with labeled sections, technical parameters, and actionable checkpoints.
+&lt;/output_formatting&gt;</w:t>
+      </w:r>
+    </w:p>
+    <w:p>
+      <w:pPr>
+        <w:spacing w:after="40" w:before="60"/>
+      </w:pPr>
+      <w:r>
+        <w:rPr>
+          <w:b/>
+          <w:bCs/>
+          <w:sz w:val="19"/>
+          <w:szCs w:val="19"/>
+        </w:rPr>
+        <w:t xml:space="preserve">Verified Work Product Sample Output: </w:t>
+      </w:r>
+    </w:p>
+    <w:p>
+      <w:pPr>
+        <w:spacing w:after="120" w:before="20"/>
+      </w:pPr>
+      <w:r>
+        <w:rPr>
+          <w:rFonts w:ascii="Calibri" w:cs="Calibri" w:eastAsia="Calibri" w:hAnsi="Calibri"/>
+          <w:i/>
+          <w:iCs/>
+          <w:color w:val="475569"/>
+          <w:sz w:val="18"/>
+          <w:szCs w:val="18"/>
+        </w:rPr>
+        <w:t xml:space="preserve">### STANDARD OPERATING PROCEDURE (SOP)
+**Workflow:** Daily Operational Execution | **Audience:** Junior Team Members &amp; Associates
+#### 1. Pre-Flight Preparation Checklist
+- [ ] Confirm all input datasets are sanitized and verified against ISO 27001 &amp; Distributed Systems Reliability Aligned.
+- [ ] Verify access credentials to internal repositories and documentation systems.
+#### 2. Chronological Execution Sequence
+1. **Intake Normalization:** Open daily task queue and verify parameters against standard templates.
+2. **Execution Phase:** Process task using approved prompt templates with zero ad-hoc modifications.
+3. **Quality Self-Audit:** Verify output against the 5-point quality checklist before requesting review.
+#### 3. Escalation Decision Protocol
+- *If input data lacks required fields:* Do NOT guess. Place item in Pending Hold and notify lead.
+- *If execution time exceeds standard SLA by &gt; 20%:* Flag bottleneck in team chat immediately.</w:t>
+      </w:r>
+    </w:p>
+    <w:p>
+      <w:pPr>
+        <w:spacing w:after="200" w:before="40"/>
+      </w:pPr>
+      <w:r>
+        <w:rPr>
+          <w:b/>
+          <w:bCs/>
+          <w:color w:val="059669"/>
+          <w:sz w:val="18"/>
+          <w:szCs w:val="18"/>
+        </w:rPr>
+        <w:t xml:space="preserve">Implementation Pro Tip: </w:t>
+      </w:r>
+      <w:r>
+        <w:rPr>
+          <w:sz w:val="18"/>
+          <w:szCs w:val="18"/>
+        </w:rPr>
+        <w:t xml:space="preserve">Use this SOP during onboarding to get new associates delivering client-ready work within their first 48 hours.</w:t>
       </w:r>
     </w:p>
     <w:p>
@@ -1306,7 +2285,21 @@
           <w:sz w:val="26"/>
           <w:szCs w:val="26"/>
         </w:rPr>
-        <w:t xml:space="preserve">PART VI: AUTOMATION &amp; API INTEGRATION RECIPES</w:t>
+        <w:t xml:space="preserve">PART V: CLAUDE PROJECT KNOWLEDGE BASE TRANSCRIPTS</w:t>
+      </w:r>
+    </w:p>
+    <w:p>
+      <w:pPr>
+        <w:spacing w:after="180" w:before="60"/>
+      </w:pPr>
+      <w:r>
+        <w:rPr>
+          <w:rFonts w:ascii="Calibri" w:cs="Calibri" w:eastAsia="Calibri" w:hAnsi="Calibri"/>
+          <w:color w:val="475569"/>
+          <w:sz w:val="20"/>
+          <w:szCs w:val="20"/>
+        </w:rPr>
+        <w:t xml:space="preserve">Upload these institutional knowledge files into the "Project Knowledge" section of Claude Projects to equip the model with domain reference standards.</w:t>
       </w:r>
     </w:p>
     <w:p>
@@ -1323,7 +2316,7 @@
           <w:sz w:val="22"/>
           <w:szCs w:val="22"/>
         </w:rPr>
-        <w:t xml:space="preserve">GitHub PR Automated Architecture Audit Action</w:t>
+        <w:t xml:space="preserve">File: staff-software-engineer-ai-prompts-system-workflows_engineering_standards.md</w:t>
       </w:r>
     </w:p>
     <w:p>
@@ -1332,118 +2325,30 @@
       </w:pPr>
       <w:r>
         <w:rPr>
-          <w:rFonts w:ascii="Calibri" w:cs="Calibri" w:eastAsia="Calibri" w:hAnsi="Calibri"/>
-          <w:b/>
-          <w:bCs/>
+          <w:i/>
+          <w:iCs/>
           <w:color w:val="059669"/>
           <w:sz w:val="18"/>
           <w:szCs w:val="18"/>
         </w:rPr>
-        <w:t xml:space="preserve">Tooling Stack: GitHub Actions + Claude API + Slack Webhook  |  Trigger: Pull Request opened with "rfc" or "architecture" label</w:t>
-      </w:r>
-    </w:p>
-    <w:p>
-      <w:pPr>
-        <w:spacing w:after="40" w:before="40"/>
-      </w:pPr>
-      <w:r>
-        <w:rPr>
-          <w:b/>
-          <w:bCs/>
-          <w:sz w:val="20"/>
-          <w:szCs w:val="20"/>
-        </w:rPr>
-        <w:t xml:space="preserve">Pipeline Execution Sequence:</w:t>
-      </w:r>
-    </w:p>
-    <w:p>
-      <w:pPr>
-        <w:spacing w:after="20" w:before="20"/>
-        <w:ind w:left="360"/>
-      </w:pPr>
-      <w:r>
-        <w:rPr>
-          <w:b/>
-          <w:bCs/>
-          <w:color w:val="B45309"/>
-          <w:sz w:val="20"/>
-          <w:szCs w:val="20"/>
-        </w:rPr>
-        <w:t xml:space="preserve">→ </w:t>
-      </w:r>
-      <w:r>
-        <w:rPr>
-          <w:sz w:val="20"/>
-          <w:szCs w:val="20"/>
-        </w:rPr>
-        <w:t xml:space="preserve">Fetch PR diff and markdown specification.</w:t>
-      </w:r>
-    </w:p>
-    <w:p>
-      <w:pPr>
-        <w:spacing w:after="20" w:before="20"/>
-        <w:ind w:left="360"/>
-      </w:pPr>
-      <w:r>
-        <w:rPr>
-          <w:b/>
-          <w:bCs/>
-          <w:color w:val="B45309"/>
-          <w:sz w:val="20"/>
-          <w:szCs w:val="20"/>
-        </w:rPr>
-        <w:t xml:space="preserve">→ </w:t>
-      </w:r>
-      <w:r>
-        <w:rPr>
-          <w:sz w:val="20"/>
-          <w:szCs w:val="20"/>
-        </w:rPr>
-        <w:t xml:space="preserve">Execute ARCH-01 prompt chain via Claude 3.5 Sonnet API.</w:t>
-      </w:r>
-    </w:p>
-    <w:p>
-      <w:pPr>
-        <w:spacing w:after="20" w:before="20"/>
-        <w:ind w:left="360"/>
-      </w:pPr>
-      <w:r>
-        <w:rPr>
-          <w:b/>
-          <w:bCs/>
-          <w:color w:val="B45309"/>
-          <w:sz w:val="20"/>
-          <w:szCs w:val="20"/>
-        </w:rPr>
-        <w:t xml:space="preserve">→ </w:t>
-      </w:r>
-      <w:r>
-        <w:rPr>
-          <w:sz w:val="20"/>
-          <w:szCs w:val="20"/>
-        </w:rPr>
-        <w:t xml:space="preserve">Post automated architectural feedback, latency hazard warnings, and SQL indexing checklist as a PR comment.</w:t>
-      </w:r>
-    </w:p>
-    <w:p>
-      <w:pPr>
-        <w:spacing w:after="160" w:before="60"/>
-      </w:pPr>
-      <w:r>
-        <w:rPr>
-          <w:b/>
-          <w:bCs/>
-          <w:sz w:val="20"/>
-          <w:szCs w:val="20"/>
-        </w:rPr>
-        <w:t xml:space="preserve">Expected Automated Outcome: </w:t>
-      </w:r>
-      <w:r>
-        <w:rPr>
-          <w:sz w:val="20"/>
-          <w:szCs w:val="20"/>
-        </w:rPr>
-        <w:t xml:space="preserve">Detailed PR review comment containing FMEA risk score and data migration verification within 45 seconds.</w:t>
+        <w:t xml:space="preserve">Purpose: Architecture principles and enterprise security benchmarks.</w:t>
+      </w:r>
+    </w:p>
+    <w:p>
+      <w:pPr>
+        <w:spacing w:after="160" w:before="20"/>
+      </w:pPr>
+      <w:r>
+        <w:rPr>
+          <w:rFonts w:ascii="Courier New" w:cs="Courier New" w:eastAsia="Courier New" w:hAnsi="Courier New"/>
+          <w:color w:val="1E293B"/>
+          <w:sz w:val="17"/>
+          <w:szCs w:val="17"/>
+        </w:rPr>
+        <w:t xml:space="preserve"># Technical Architecture Standard: ISO 27001 &amp; Distributed Systems Reliability Aligned
+1. **Security &amp; SOC 2 Compliance:** Zero hardcoded secrets, mandatory parameter validation, and least-privilege IAM roles.
+2. **Distributed Systems Resilience:** All inter-service calls must feature bounded timeouts, exponential backoff with jitter, and circuit breaker patterns.
+3. **Code Quality &amp; PR SLAs:** Pull requests must achieve 85%+ branch test coverage and pass automated static analysis prior to review.</w:t>
       </w:r>
     </w:p>
     <w:p>
@@ -1461,7 +2366,7 @@
           <w:sz w:val="26"/>
           <w:szCs w:val="26"/>
         </w:rPr>
-        <w:t xml:space="preserve">PART VII: 30-60-90 DAY FIRM AI ADOPTION ROADMAP</w:t>
+        <w:t xml:space="preserve">PART VI: AUTOMATION &amp; API INTEGRATION RECIPES</w:t>
       </w:r>
     </w:p>
     <w:p>
@@ -1478,7 +2383,7 @@
           <w:sz w:val="22"/>
           <w:szCs w:val="22"/>
         </w:rPr>
-        <w:t xml:space="preserve">Day 1 - 7: Workspace &amp; System Prompt Configuration</w:t>
+        <w:t xml:space="preserve">Staff Software Engineer &amp; Distributed Systems Architect Automated Pull Request &amp; Architecture Review Pipeline</w:t>
       </w:r>
     </w:p>
     <w:p>
@@ -1487,6 +2392,161 @@
       </w:pPr>
       <w:r>
         <w:rPr>
+          <w:rFonts w:ascii="Calibri" w:cs="Calibri" w:eastAsia="Calibri" w:hAnsi="Calibri"/>
+          <w:b/>
+          <w:bCs/>
+          <w:color w:val="059669"/>
+          <w:sz w:val="18"/>
+          <w:szCs w:val="18"/>
+        </w:rPr>
+        <w:t xml:space="preserve">Tooling Stack: GitHub Actions + Claude API + Slack Engineering Channel  |  Trigger: New Pull Request opened on core repository</w:t>
+      </w:r>
+    </w:p>
+    <w:p>
+      <w:pPr>
+        <w:spacing w:after="40" w:before="40"/>
+      </w:pPr>
+      <w:r>
+        <w:rPr>
+          <w:b/>
+          <w:bCs/>
+          <w:sz w:val="20"/>
+          <w:szCs w:val="20"/>
+        </w:rPr>
+        <w:t xml:space="preserve">Pipeline Execution Sequence:</w:t>
+      </w:r>
+    </w:p>
+    <w:p>
+      <w:pPr>
+        <w:spacing w:after="20" w:before="20"/>
+        <w:ind w:left="360"/>
+      </w:pPr>
+      <w:r>
+        <w:rPr>
+          <w:b/>
+          <w:bCs/>
+          <w:color w:val="B45309"/>
+          <w:sz w:val="20"/>
+          <w:szCs w:val="20"/>
+        </w:rPr>
+        <w:t xml:space="preserve">→ </w:t>
+      </w:r>
+      <w:r>
+        <w:rPr>
+          <w:sz w:val="20"/>
+          <w:szCs w:val="20"/>
+        </w:rPr>
+        <w:t xml:space="preserve">Ingest git diff, PR description, and architecture design guidelines.</w:t>
+      </w:r>
+    </w:p>
+    <w:p>
+      <w:pPr>
+        <w:spacing w:after="20" w:before="20"/>
+        <w:ind w:left="360"/>
+      </w:pPr>
+      <w:r>
+        <w:rPr>
+          <w:b/>
+          <w:bCs/>
+          <w:color w:val="B45309"/>
+          <w:sz w:val="20"/>
+          <w:szCs w:val="20"/>
+        </w:rPr>
+        <w:t xml:space="preserve">→ </w:t>
+      </w:r>
+      <w:r>
+        <w:rPr>
+          <w:sz w:val="20"/>
+          <w:szCs w:val="20"/>
+        </w:rPr>
+        <w:t xml:space="preserve">Execute Chain 2 (Quality Assurance &amp; Security Audit) for latency, security, and edge-case risks.</w:t>
+      </w:r>
+    </w:p>
+    <w:p>
+      <w:pPr>
+        <w:spacing w:after="20" w:before="20"/>
+        <w:ind w:left="360"/>
+      </w:pPr>
+      <w:r>
+        <w:rPr>
+          <w:b/>
+          <w:bCs/>
+          <w:color w:val="B45309"/>
+          <w:sz w:val="20"/>
+          <w:szCs w:val="20"/>
+        </w:rPr>
+        <w:t xml:space="preserve">→ </w:t>
+      </w:r>
+      <w:r>
+        <w:rPr>
+          <w:sz w:val="20"/>
+          <w:szCs w:val="20"/>
+        </w:rPr>
+        <w:t xml:space="preserve">Post automated review summary comments on PR flagging potential regressions.</w:t>
+      </w:r>
+    </w:p>
+    <w:p>
+      <w:pPr>
+        <w:spacing w:after="160" w:before="60"/>
+      </w:pPr>
+      <w:r>
+        <w:rPr>
+          <w:b/>
+          <w:bCs/>
+          <w:sz w:val="20"/>
+          <w:szCs w:val="20"/>
+        </w:rPr>
+        <w:t xml:space="preserve">Expected Automated Outcome: </w:t>
+      </w:r>
+      <w:r>
+        <w:rPr>
+          <w:sz w:val="20"/>
+          <w:szCs w:val="20"/>
+        </w:rPr>
+        <w:t xml:space="preserve">Automated PR architectural review memo highlighting risks and optimization suggestions.</w:t>
+      </w:r>
+    </w:p>
+    <w:p>
+      <w:pPr>
+        <w:pStyle w:val="Heading1"/>
+        <w:pageBreakBefore/>
+        <w:spacing w:after="180" w:before="240"/>
+      </w:pPr>
+      <w:r>
+        <w:rPr>
+          <w:rFonts w:ascii="Calibri" w:cs="Calibri" w:eastAsia="Calibri" w:hAnsi="Calibri"/>
+          <w:b/>
+          <w:bCs/>
+          <w:color w:val="0F172A"/>
+          <w:sz w:val="26"/>
+          <w:szCs w:val="26"/>
+        </w:rPr>
+        <w:t xml:space="preserve">PART VII: 30-60-90 DAY PROFESSIONAL AI ADOPTION ROADMAP</w:t>
+      </w:r>
+    </w:p>
+    <w:p>
+      <w:pPr>
+        <w:pStyle w:val="Heading2"/>
+        <w:spacing w:after="60" w:before="240"/>
+      </w:pPr>
+      <w:r>
+        <w:rPr>
+          <w:rFonts w:ascii="Calibri" w:cs="Calibri" w:eastAsia="Calibri" w:hAnsi="Calibri"/>
+          <w:b/>
+          <w:bCs/>
+          <w:color w:val="0F172A"/>
+          <w:sz w:val="22"/>
+          <w:szCs w:val="22"/>
+        </w:rPr>
+        <w:t xml:space="preserve">Day 1 - 7: Engineering / Creative Studio Repository Setup</w:t>
+      </w:r>
+    </w:p>
+    <w:p>
+      <w:pPr>
+        <w:spacing w:after="60" w:before="0"/>
+      </w:pPr>
+      <w:r>
+        <w:rPr>
           <w:b/>
           <w:bCs/>
           <w:sz w:val="20"/>
@@ -1499,7 +2559,7 @@
           <w:sz w:val="20"/>
           <w:szCs w:val="20"/>
         </w:rPr>
-        <w:t xml:space="preserve">Initialize Claude Projects and Custom GPT workspaces for Staff Software Engineer &amp; Distributed Systems Architect.</w:t>
+        <w:t xml:space="preserve">Configure Claude Projects and Custom GPT workspaces for Staff Software Engineer &amp; Distributed Systems Architect.</w:t>
       </w:r>
     </w:p>
     <w:p>
@@ -1522,7 +2582,7 @@
           <w:sz w:val="20"/>
           <w:szCs w:val="20"/>
         </w:rPr>
-        <w:t xml:space="preserve">Upload Master System Prompt into Claude Projects Custom Instructions.</w:t>
+        <w:t xml:space="preserve">Upload Master System Prompt with technical / brand guidelines.</w:t>
       </w:r>
     </w:p>
     <w:p>
@@ -1545,7 +2605,7 @@
           <w:sz w:val="20"/>
           <w:szCs w:val="20"/>
         </w:rPr>
-        <w:t xml:space="preserve">Import knowledge base guidelines into project memory.</w:t>
+        <w:t xml:space="preserve">Import architectural principles, code standards, and design system tokens into project memory.</w:t>
       </w:r>
     </w:p>
     <w:p>
@@ -1568,7 +2628,7 @@
           <w:sz w:val="20"/>
           <w:szCs w:val="20"/>
         </w:rPr>
-        <w:t xml:space="preserve">Execute baseline test run on prompt chain #1 with past sanitized files.</w:t>
+        <w:t xml:space="preserve">Execute baseline test run on RFC architecture or creative brief generator.</w:t>
       </w:r>
     </w:p>
     <w:p>
@@ -1592,7 +2652,7 @@
           <w:sz w:val="19"/>
           <w:szCs w:val="19"/>
         </w:rPr>
-        <w:t xml:space="preserve">100% adherence to corporate tone and zero hallucination verified.</w:t>
+        <w:t xml:space="preserve">100% compliance with technical guidelines and coding conventions.</w:t>
       </w:r>
     </w:p>
     <w:p>
@@ -1609,7 +2669,7 @@
           <w:sz w:val="22"/>
           <w:szCs w:val="22"/>
         </w:rPr>
-        <w:t xml:space="preserve">Day 8 - 30: Routine Operational Task Deployment</w:t>
+        <w:t xml:space="preserve">Day 8 - 30: Sprint Cycle &amp; Production Deployment Integration</w:t>
       </w:r>
     </w:p>
     <w:p>
@@ -1630,7 +2690,7 @@
           <w:sz w:val="20"/>
           <w:szCs w:val="20"/>
         </w:rPr>
-        <w:t xml:space="preserve">Replace manual repetitive drafting with automated prompt chains.</w:t>
+        <w:t xml:space="preserve">Deploy prompt chains across daily design, sprint planning, and code review workflows.</w:t>
       </w:r>
     </w:p>
     <w:p>
@@ -1653,7 +2713,7 @@
           <w:sz w:val="20"/>
           <w:szCs w:val="20"/>
         </w:rPr>
-        <w:t xml:space="preserve">Deploy daily triage and documentation prompt chains across live workflow.</w:t>
+        <w:t xml:space="preserve">Integrate RFC design and user story generation into sprint grooming.</w:t>
       </w:r>
     </w:p>
     <w:p>
@@ -1676,7 +2736,7 @@
           <w:sz w:val="20"/>
           <w:szCs w:val="20"/>
         </w:rPr>
-        <w:t xml:space="preserve">Train support staff on input variable formatting.</w:t>
+        <w:t xml:space="preserve">Automate PR code review audits and security vulnerability triages.</w:t>
       </w:r>
     </w:p>
     <w:p>
@@ -1699,7 +2759,7 @@
           <w:sz w:val="20"/>
           <w:szCs w:val="20"/>
         </w:rPr>
-        <w:t xml:space="preserve">Track hours saved weekly against firm baseline.</w:t>
+        <w:t xml:space="preserve">Draft executive stakeholder progress updates and release notes.</w:t>
       </w:r>
     </w:p>
     <w:p>
@@ -1723,7 +2783,7 @@
           <w:sz w:val="19"/>
           <w:szCs w:val="19"/>
         </w:rPr>
-        <w:t xml:space="preserve">Reclaim minimum 14 hours/week of billable time.</w:t>
+        <w:t xml:space="preserve">Sprint velocity increased by 25% with 50% fewer PR cycle revisions.</w:t>
       </w:r>
     </w:p>
     <w:p>
@@ -1740,7 +2800,7 @@
           <w:sz w:val="22"/>
           <w:szCs w:val="22"/>
         </w:rPr>
-        <w:t xml:space="preserve">Day 31 - 60: Multi-Step Automation &amp; API Integration</w:t>
+        <w:t xml:space="preserve">Day 31 - 60: Incident Triage &amp; Automation Workflows</w:t>
       </w:r>
     </w:p>
     <w:p>
@@ -1761,7 +2821,7 @@
           <w:sz w:val="20"/>
           <w:szCs w:val="20"/>
         </w:rPr>
-        <w:t xml:space="preserve">Connect prompt workflows to Zapier, Make.com, or internal CRMs.</w:t>
+        <w:t xml:space="preserve">Automate post-mortem incident reports and CI/CD webhook pipelines.</w:t>
       </w:r>
     </w:p>
     <w:p>
@@ -1784,7 +2844,7 @@
           <w:sz w:val="20"/>
           <w:szCs w:val="20"/>
         </w:rPr>
-        <w:t xml:space="preserve">Configure webhook triggers for inbound client inquiries or contract drafts.</w:t>
+        <w:t xml:space="preserve">Deploy P0 outage post-mortem generation and root-cause analysis prompt chains.</w:t>
       </w:r>
     </w:p>
     <w:p>
@@ -1807,7 +2867,7 @@
           <w:sz w:val="20"/>
           <w:szCs w:val="20"/>
         </w:rPr>
-        <w:t xml:space="preserve">Automate structured preliminary review memos sent directly to team email/Slack.</w:t>
+        <w:t xml:space="preserve">Connect prompt workflows to GitHub actions, Linear, or Jira via webhooks.</w:t>
       </w:r>
     </w:p>
     <w:p>
@@ -1830,7 +2890,7 @@
           <w:sz w:val="20"/>
           <w:szCs w:val="20"/>
         </w:rPr>
-        <w:t xml:space="preserve">Implement monthly audit log of AI-assisted outputs.</w:t>
+        <w:t xml:space="preserve">Implement automated on-call runbook and delegation guides for junior engineers.</w:t>
       </w:r>
     </w:p>
     <w:p>
@@ -1854,7 +2914,7 @@
           <w:sz w:val="19"/>
           <w:szCs w:val="19"/>
         </w:rPr>
-        <w:t xml:space="preserve">Zero manual copy-pasting for recurring daily intakes.</w:t>
+        <w:t xml:space="preserve">Mean time to resolution (MTTR) reduced by 40% during production incidents.</w:t>
       </w:r>
     </w:p>
     <w:p>
@@ -1871,7 +2931,7 @@
           <w:sz w:val="22"/>
           <w:szCs w:val="22"/>
         </w:rPr>
-        <w:t xml:space="preserve">Day 61 - 90: Institutional Mastery &amp; Enterprise Scaling</w:t>
+        <w:t xml:space="preserve">Day 61 - 90: Organization-Wide Scaling &amp; Engineering Mastery</w:t>
       </w:r>
     </w:p>
     <w:p>
@@ -1892,7 +2952,7 @@
           <w:sz w:val="20"/>
           <w:szCs w:val="20"/>
         </w:rPr>
-        <w:t xml:space="preserve">Scale prompt operating system across entire practice or department.</w:t>
+        <w:t xml:space="preserve">Scale AI operating system across multiple pods and engineering squads.</w:t>
       </w:r>
     </w:p>
     <w:p>
@@ -1915,7 +2975,7 @@
           <w:sz w:val="20"/>
           <w:szCs w:val="20"/>
         </w:rPr>
-        <w:t xml:space="preserve">Conduct quarterly prompt refinement based on edge-case feedback.</w:t>
+        <w:t xml:space="preserve">Conduct quarterly architecture review and prompt refinement with staff leads.</w:t>
       </w:r>
     </w:p>
     <w:p>
@@ -1938,7 +2998,7 @@
           <w:sz w:val="20"/>
           <w:szCs w:val="20"/>
         </w:rPr>
-        <w:t xml:space="preserve">Certify all team members on firm AI Governance Protocols.</w:t>
+        <w:t xml:space="preserve">Document organization-wide engineering ROI and time saved per sprint.</w:t>
       </w:r>
     </w:p>
     <w:p>
@@ -1961,7 +3021,7 @@
           <w:sz w:val="20"/>
           <w:szCs w:val="20"/>
         </w:rPr>
-        <w:t xml:space="preserve">Document firm ROI and client turnaround velocity acceleration.</w:t>
+        <w:t xml:space="preserve">Establish team prompt library for recurring microservice design patterns.</w:t>
       </w:r>
     </w:p>
     <w:p>
@@ -1985,7 +3045,7 @@
           <w:sz w:val="19"/>
           <w:szCs w:val="19"/>
         </w:rPr>
-        <w:t xml:space="preserve">Firm achieves 3x faster client turnaround velocity.</w:t>
+        <w:t xml:space="preserve">Engineering org achieves seamless deployment cadence with zero technical debt drift.</w:t>
       </w:r>
     </w:p>
     <w:p>
@@ -2017,7 +3077,7 @@
           <w:sz w:val="20"/>
           <w:szCs w:val="20"/>
         </w:rPr>
-        <w:t xml:space="preserve">To ensure 100% statutory compliance and zero hallucination drift, the Lead Practitioner must execute this verification checklist on all AI-assisted deliverables.</w:t>
+        <w:t xml:space="preserve">To ensure rigorous professional execution, quality consistency, and zero hallucination drift, the Staff Systems Architect &amp; VP of Engineering must execute this verification checklist on all AI-assisted deliverables.</w:t>
       </w:r>
     </w:p>
     <w:p>
@@ -2040,7 +3100,7 @@
           <w:sz w:val="20"/>
           <w:szCs w:val="20"/>
         </w:rPr>
-        <w:t xml:space="preserve">Verify input variables strictly align with governing standard: ISO 27001 &amp; Distributed Systems Reliability Aligned.</w:t>
+        <w:t xml:space="preserve">Verify system design and technical specifications conform to: ISO 27001 &amp; Distributed Systems Reliability Aligned.</w:t>
       </w:r>
     </w:p>
     <w:p>
@@ -2063,7 +3123,7 @@
           <w:sz w:val="20"/>
           <w:szCs w:val="20"/>
         </w:rPr>
-        <w:t xml:space="preserve">Confirm zero private client identifiers or confidential details are included in raw prompt.</w:t>
+        <w:t xml:space="preserve">Confirm zero hardcoded secrets: verify all API keys, access tokens, and private infrastructure details are sanitized.</w:t>
       </w:r>
     </w:p>
     <w:p>
@@ -2086,7 +3146,7 @@
           <w:sz w:val="20"/>
           <w:szCs w:val="20"/>
         </w:rPr>
-        <w:t xml:space="preserve">Inspect generated output against statutory cross-references and industry quality benchmarks.</w:t>
+        <w:t xml:space="preserve">Inspect algorithmic logic for boundary conditions, concurrency race conditions, and p99 latency overhead.</w:t>
       </w:r>
     </w:p>
     <w:p>
@@ -2109,7 +3169,7 @@
           <w:sz w:val="20"/>
           <w:szCs w:val="20"/>
         </w:rPr>
-        <w:t xml:space="preserve">Verify quantitative figures and cost estimates balance to 100% precision.</w:t>
+        <w:t xml:space="preserve">Validate quantitative performance metrics, SLA targets, and rollback procedures for 100% operational viability.</w:t>
       </w:r>
     </w:p>
     <w:p>
@@ -2132,7 +3192,7 @@
           <w:sz w:val="20"/>
           <w:szCs w:val="20"/>
         </w:rPr>
-        <w:t xml:space="preserve">Log execution timestamp and accountable senior practitioner initials in compliance record.</w:t>
+        <w:t xml:space="preserve">Log execution timestamp and lead architect / engineering director sign-off in repository PR record.</w:t>
       </w:r>
     </w:p>
     <w:p>
@@ -2163,7 +3223,7 @@
           <w:sz w:val="20"/>
           <w:szCs w:val="20"/>
         </w:rPr>
-        <w:t xml:space="preserve">This document certifies that the purchaser has acquired a perpetual, royalty-free commercial single-seat operating license for the Staff Software Engineer &amp; Distributed Systems Architect AI Operating System. The licensee is authorized to utilize all system prompts, prompt chains, knowledge base templates, and automation workflows across internal commercial operations.</w:t>
+        <w:t xml:space="preserve">This document certifies that the purchaser has acquired a perpetual, royalty-free commercial single-seat operating license for the Staff Software Engineer &amp; Distributed Systems Architect AI Operating System. The licensee is authorized to utilize all system prompts, prompt chains, knowledge base templates, and automation workflows across internal professional operations.</w:t>
       </w:r>
     </w:p>
     <w:p>
